--- a/docs/AUTHENTICATION.docx
+++ b/docs/AUTHENTICATION.docx
@@ -12,6 +12,10 @@
     </w:p>
     <w:p>
       <w:r>
+        <w:rPr>
+          <w:b w:val="0"/>
+          <w:i w:val="0"/>
+        </w:rPr>
         <w:t>How a user creates an account, verifies their email, signs in, stays signed in, edits their profile, and signs out — and what happens on the server for each. If you're chasing a "why am I getting logged out / 401 / can't sign in" bug, start here.</w:t>
       </w:r>
     </w:p>
@@ -22,20 +26,86 @@
       <w:r>
         <w:rPr>
           <w:b/>
+          <w:i w:val="0"/>
         </w:rPr>
         <w:t>The model in one sentence.</w:t>
       </w:r>
       <w:r>
+        <w:rPr>
+          <w:b w:val="0"/>
+          <w:i w:val="0"/>
+        </w:rPr>
         <w:t xml:space="preserve"> This is a </w:t>
       </w:r>
       <w:r>
         <w:rPr>
           <w:b/>
+          <w:i w:val="0"/>
         </w:rPr>
         <w:t>personal</w:t>
       </w:r>
       <w:r>
-        <w:t xml:space="preserve"> auth system: each account is</w:t>
+        <w:rPr>
+          <w:b w:val="0"/>
+          <w:i w:val="0"/>
+        </w:rPr>
+        <w:t xml:space="preserve"> auth system: each account is its own tenant, the real session is an </w:t>
+      </w:r>
+      <w:r>
+        <w:rPr>
+          <w:b/>
+          <w:i w:val="0"/>
+        </w:rPr>
+        <w:t>httpOnly JWT cookie</w:t>
+      </w:r>
+      <w:r>
+        <w:rPr>
+          <w:b w:val="0"/>
+          <w:i w:val="0"/>
+        </w:rPr>
+        <w:t xml:space="preserve"> set by the </w:t>
+      </w:r>
+      <w:r>
+        <w:rPr>
+          <w:b/>
+          <w:i w:val="0"/>
+        </w:rPr>
+        <w:t>auth-server</w:t>
+      </w:r>
+      <w:r>
+        <w:rPr>
+          <w:b w:val="0"/>
+          <w:i w:val="0"/>
+        </w:rPr>
+        <w:t xml:space="preserve"> (Node), and a small </w:t>
+      </w:r>
+      <w:r>
+        <w:rPr>
+          <w:b/>
+          <w:i w:val="0"/>
+        </w:rPr>
+        <w:t>bridge</w:t>
+      </w:r>
+      <w:r>
+        <w:rPr>
+          <w:b w:val="0"/>
+          <w:i w:val="0"/>
+        </w:rPr>
+        <w:t xml:space="preserve"> re-creates the client-readable cookies the older UI expects so every existing page keeps working. There is no law firm, no Clio/QBO, no Azure login for users — every signed-in user is an </w:t>
+      </w:r>
+      <w:r>
+        <w:rPr>
+          <w:b/>
+          <w:i w:val="0"/>
+        </w:rPr>
+        <w:t>ADMIN of their own account</w:t>
+      </w:r>
+      <w:r>
+        <w:rPr>
+          <w:b w:val="0"/>
+          <w:i w:val="0"/>
+        </w:rPr>
+        <w:t xml:space="preserve"> with all pages unlocked.</w:t>
       </w:r>
     </w:p>
     <w:p>
@@ -43,87 +113,28 @@
         <w:pStyle w:val="IntenseQuote"/>
       </w:pPr>
       <w:r>
-        <w:t xml:space="preserve">its own tenant, the real session is an </w:t>
-      </w:r>
-      <w:r>
-        <w:rPr>
-          <w:b/>
-        </w:rPr>
-        <w:t>httpOnly JWT cookie</w:t>
-      </w:r>
-      <w:r>
-        <w:t xml:space="preserve"> set by the</w:t>
-      </w:r>
-    </w:p>
-    <w:p>
-      <w:pPr>
-        <w:pStyle w:val="IntenseQuote"/>
-      </w:pPr>
-      <w:r>
-        <w:rPr>
-          <w:b/>
-        </w:rPr>
-        <w:t>auth-server</w:t>
-      </w:r>
-      <w:r>
-        <w:t xml:space="preserve"> (Node), and a small </w:t>
-      </w:r>
-      <w:r>
-        <w:rPr>
-          <w:b/>
-        </w:rPr>
-        <w:t>bridge</w:t>
-      </w:r>
-      <w:r>
-        <w:t xml:space="preserve"> re-creates the client-readable cookies</w:t>
-      </w:r>
-    </w:p>
-    <w:p>
-      <w:pPr>
-        <w:pStyle w:val="IntenseQuote"/>
-      </w:pPr>
-      <w:r>
-        <w:t>the older UI expects so every existing page keeps working. There is no law firm, no</w:t>
-      </w:r>
-    </w:p>
-    <w:p>
-      <w:pPr>
-        <w:pStyle w:val="IntenseQuote"/>
-      </w:pPr>
-      <w:r>
-        <w:t>Clio/QBO, no Azure login for users — every signed-in user is an **ADMIN of their own</w:t>
-      </w:r>
-    </w:p>
-    <w:p>
-      <w:pPr>
-        <w:pStyle w:val="IntenseQuote"/>
-      </w:pPr>
-      <w:r>
-        <w:t>account** with all pages unlocked.</w:t>
-      </w:r>
-    </w:p>
-    <w:p>
-      <w:pPr>
-        <w:pStyle w:val="IntenseQuote"/>
-      </w:pPr>
-      <w:r>
+        <w:rPr>
+          <w:b w:val="0"/>
+          <w:i w:val="0"/>
+        </w:rPr>
         <w:t xml:space="preserve">This replaced the legacy firm/subscriber </w:t>
       </w:r>
       <w:r>
         <w:rPr>
           <w:rFonts w:ascii="Consolas" w:hAnsi="Consolas"/>
+          <w:b w:val="0"/>
+          <w:i w:val="0"/>
           <w:sz w:val="19"/>
         </w:rPr>
         <w:t>/v1</w:t>
       </w:r>
       <w:r>
-        <w:t xml:space="preserve"> login. See the deploy/topology map in</w:t>
-      </w:r>
-    </w:p>
-    <w:p>
-      <w:pPr>
-        <w:pStyle w:val="IntenseQuote"/>
-      </w:pPr>
+        <w:rPr>
+          <w:b w:val="0"/>
+          <w:i w:val="0"/>
+        </w:rPr>
+        <w:t xml:space="preserve"> login. See the deploy/topology map in </w:t>
+      </w:r>
       <w:hyperlink r:id="rId9">
         <w:r>
           <w:rPr>
@@ -134,6 +145,10 @@
         </w:r>
       </w:hyperlink>
       <w:r>
+        <w:rPr>
+          <w:b w:val="0"/>
+          <w:i w:val="0"/>
+        </w:rPr>
         <w:t xml:space="preserve"> for where each service runs.</w:t>
       </w:r>
     </w:p>
@@ -150,8 +165,25 @@
       <w:r>
         <w:rPr>
           <w:b/>
-        </w:rPr>
-        <w:t>Frontend ([cloudact-ui/](../cloudact-ui/))</w:t>
+          <w:i w:val="0"/>
+        </w:rPr>
+        <w:t>Frontend (</w:t>
+      </w:r>
+      <w:hyperlink r:id="rId10">
+        <w:r>
+          <w:rPr>
+            <w:color w:val="0563C1"/>
+            <w:u w:val="single"/>
+          </w:rPr>
+          <w:t>cloudact-ui/</w:t>
+        </w:r>
+      </w:hyperlink>
+      <w:r>
+        <w:rPr>
+          <w:b/>
+          <w:i w:val="0"/>
+        </w:rPr>
+        <w:t>)</w:t>
       </w:r>
     </w:p>
     <w:tbl>
@@ -173,6 +205,7 @@
             <w:r>
               <w:rPr>
                 <w:b/>
+                <w:i w:val="0"/>
               </w:rPr>
               <w:t>Piece</w:t>
             </w:r>
@@ -186,6 +219,7 @@
             <w:r>
               <w:rPr>
                 <w:b/>
+                <w:i w:val="0"/>
               </w:rPr>
               <w:t>File</w:t>
             </w:r>
@@ -199,6 +233,10 @@
           </w:tcPr>
           <w:p>
             <w:r>
+              <w:rPr>
+                <w:b w:val="0"/>
+                <w:i w:val="0"/>
+              </w:rPr>
               <w:t>Sign-in form</w:t>
             </w:r>
           </w:p>
@@ -208,7 +246,7 @@
             <w:tcW w:type="dxa" w:w="4320"/>
           </w:tcPr>
           <w:p>
-            <w:hyperlink r:id="rId10">
+            <w:hyperlink r:id="rId11">
               <w:r>
                 <w:rPr>
                   <w:color w:val="0563C1"/>
@@ -227,6 +265,10 @@
           </w:tcPr>
           <w:p>
             <w:r>
+              <w:rPr>
+                <w:b w:val="0"/>
+                <w:i w:val="0"/>
+              </w:rPr>
               <w:t>Create account</w:t>
             </w:r>
           </w:p>
@@ -236,7 +278,7 @@
             <w:tcW w:type="dxa" w:w="4320"/>
           </w:tcPr>
           <w:p>
-            <w:hyperlink r:id="rId11">
+            <w:hyperlink r:id="rId12">
               <w:r>
                 <w:rPr>
                   <w:color w:val="0563C1"/>
@@ -255,6 +297,10 @@
           </w:tcPr>
           <w:p>
             <w:r>
+              <w:rPr>
+                <w:b w:val="0"/>
+                <w:i w:val="0"/>
+              </w:rPr>
               <w:t>Verify email (link landing)</w:t>
             </w:r>
           </w:p>
@@ -264,7 +310,7 @@
             <w:tcW w:type="dxa" w:w="4320"/>
           </w:tcPr>
           <w:p>
-            <w:hyperlink r:id="rId12">
+            <w:hyperlink r:id="rId13">
               <w:r>
                 <w:rPr>
                   <w:color w:val="0563C1"/>
@@ -283,6 +329,10 @@
           </w:tcPr>
           <w:p>
             <w:r>
+              <w:rPr>
+                <w:b w:val="0"/>
+                <w:i w:val="0"/>
+              </w:rPr>
               <w:t>Forgot password</w:t>
             </w:r>
           </w:p>
@@ -292,7 +342,7 @@
             <w:tcW w:type="dxa" w:w="4320"/>
           </w:tcPr>
           <w:p>
-            <w:hyperlink r:id="rId13">
+            <w:hyperlink r:id="rId14">
               <w:r>
                 <w:rPr>
                   <w:color w:val="0563C1"/>
@@ -311,6 +361,10 @@
           </w:tcPr>
           <w:p>
             <w:r>
+              <w:rPr>
+                <w:b w:val="0"/>
+                <w:i w:val="0"/>
+              </w:rPr>
               <w:t>Reset password</w:t>
             </w:r>
           </w:p>
@@ -320,7 +374,7 @@
             <w:tcW w:type="dxa" w:w="4320"/>
           </w:tcPr>
           <w:p>
-            <w:hyperlink r:id="rId14">
+            <w:hyperlink r:id="rId15">
               <w:r>
                 <w:rPr>
                   <w:color w:val="0563C1"/>
@@ -339,6 +393,10 @@
           </w:tcPr>
           <w:p>
             <w:r>
+              <w:rPr>
+                <w:b w:val="0"/>
+                <w:i w:val="0"/>
+              </w:rPr>
               <w:t>Profile (view)</w:t>
             </w:r>
           </w:p>
@@ -348,7 +406,7 @@
             <w:tcW w:type="dxa" w:w="4320"/>
           </w:tcPr>
           <w:p>
-            <w:hyperlink r:id="rId15">
+            <w:hyperlink r:id="rId16">
               <w:r>
                 <w:rPr>
                   <w:color w:val="0563C1"/>
@@ -367,6 +425,10 @@
           </w:tcPr>
           <w:p>
             <w:r>
+              <w:rPr>
+                <w:b w:val="0"/>
+                <w:i w:val="0"/>
+              </w:rPr>
               <w:t>Profile (edit)</w:t>
             </w:r>
           </w:p>
@@ -376,7 +438,7 @@
             <w:tcW w:type="dxa" w:w="4320"/>
           </w:tcPr>
           <w:p>
-            <w:hyperlink r:id="rId16">
+            <w:hyperlink r:id="rId17">
               <w:r>
                 <w:rPr>
                   <w:color w:val="0563C1"/>
@@ -395,6 +457,10 @@
           </w:tcPr>
           <w:p>
             <w:r>
+              <w:rPr>
+                <w:b w:val="0"/>
+                <w:i w:val="0"/>
+              </w:rPr>
               <w:t>Logout</w:t>
             </w:r>
           </w:p>
@@ -404,7 +470,7 @@
             <w:tcW w:type="dxa" w:w="4320"/>
           </w:tcPr>
           <w:p>
-            <w:hyperlink r:id="rId17">
+            <w:hyperlink r:id="rId18">
               <w:r>
                 <w:rPr>
                   <w:color w:val="0563C1"/>
@@ -414,9 +480,13 @@
               </w:r>
             </w:hyperlink>
             <w:r>
+              <w:rPr>
+                <w:b w:val="0"/>
+                <w:i w:val="0"/>
+              </w:rPr>
               <w:t xml:space="preserve"> + </w:t>
             </w:r>
-            <w:hyperlink r:id="rId18">
+            <w:hyperlink r:id="rId19">
               <w:r>
                 <w:rPr>
                   <w:color w:val="0563C1"/>
@@ -435,6 +505,10 @@
           </w:tcPr>
           <w:p>
             <w:r>
+              <w:rPr>
+                <w:b w:val="0"/>
+                <w:i w:val="0"/>
+              </w:rPr>
               <w:t>Auth API client</w:t>
             </w:r>
           </w:p>
@@ -444,7 +518,7 @@
             <w:tcW w:type="dxa" w:w="4320"/>
           </w:tcPr>
           <w:p>
-            <w:hyperlink r:id="rId19">
+            <w:hyperlink r:id="rId20">
               <w:r>
                 <w:rPr>
                   <w:color w:val="0563C1"/>
@@ -463,6 +537,10 @@
           </w:tcPr>
           <w:p>
             <w:r>
+              <w:rPr>
+                <w:b w:val="0"/>
+                <w:i w:val="0"/>
+              </w:rPr>
               <w:t>URL resolver</w:t>
             </w:r>
           </w:p>
@@ -472,7 +550,7 @@
             <w:tcW w:type="dxa" w:w="4320"/>
           </w:tcPr>
           <w:p>
-            <w:hyperlink r:id="rId20">
+            <w:hyperlink r:id="rId21">
               <w:r>
                 <w:rPr>
                   <w:color w:val="0563C1"/>
@@ -493,6 +571,7 @@
             <w:r>
               <w:rPr>
                 <w:b/>
+                <w:i w:val="0"/>
               </w:rPr>
               <w:t>Session bridge</w:t>
             </w:r>
@@ -503,7 +582,7 @@
             <w:tcW w:type="dxa" w:w="4320"/>
           </w:tcPr>
           <w:p>
-            <w:hyperlink r:id="rId21">
+            <w:hyperlink r:id="rId22">
               <w:r>
                 <w:rPr>
                   <w:color w:val="0563C1"/>
@@ -522,6 +601,10 @@
           </w:tcPr>
           <w:p>
             <w:r>
+              <w:rPr>
+                <w:b w:val="0"/>
+                <w:i w:val="0"/>
+              </w:rPr>
               <w:t>Token reader (for API calls)</w:t>
             </w:r>
           </w:p>
@@ -531,7 +614,7 @@
             <w:tcW w:type="dxa" w:w="4320"/>
           </w:tcPr>
           <w:p>
-            <w:hyperlink r:id="rId22">
+            <w:hyperlink r:id="rId23">
               <w:r>
                 <w:rPr>
                   <w:color w:val="0563C1"/>
@@ -550,6 +633,10 @@
           </w:tcPr>
           <w:p>
             <w:r>
+              <w:rPr>
+                <w:b w:val="0"/>
+                <w:i w:val="0"/>
+              </w:rPr>
               <w:t>Profile media (avatar/signature)</w:t>
             </w:r>
           </w:p>
@@ -559,7 +646,7 @@
             <w:tcW w:type="dxa" w:w="4320"/>
           </w:tcPr>
           <w:p>
-            <w:hyperlink r:id="rId23">
+            <w:hyperlink r:id="rId24">
               <w:r>
                 <w:rPr>
                   <w:color w:val="0563C1"/>
@@ -577,8 +664,25 @@
       <w:r>
         <w:rPr>
           <w:b/>
-        </w:rPr>
-        <w:t>Backend ([auth-server/](../auth-server/))</w:t>
+          <w:i w:val="0"/>
+        </w:rPr>
+        <w:t>Backend (</w:t>
+      </w:r>
+      <w:hyperlink r:id="rId25">
+        <w:r>
+          <w:rPr>
+            <w:color w:val="0563C1"/>
+            <w:u w:val="single"/>
+          </w:rPr>
+          <w:t>auth-server/</w:t>
+        </w:r>
+      </w:hyperlink>
+      <w:r>
+        <w:rPr>
+          <w:b/>
+          <w:i w:val="0"/>
+        </w:rPr>
+        <w:t>)</w:t>
       </w:r>
     </w:p>
     <w:tbl>
@@ -600,6 +704,7 @@
             <w:r>
               <w:rPr>
                 <w:b/>
+                <w:i w:val="0"/>
               </w:rPr>
               <w:t>Piece</w:t>
             </w:r>
@@ -613,6 +718,7 @@
             <w:r>
               <w:rPr>
                 <w:b/>
+                <w:i w:val="0"/>
               </w:rPr>
               <w:t>File</w:t>
             </w:r>
@@ -626,16 +732,26 @@
           </w:tcPr>
           <w:p>
             <w:r>
+              <w:rPr>
+                <w:b w:val="0"/>
+                <w:i w:val="0"/>
+              </w:rPr>
               <w:t>Auth routes (</w:t>
             </w:r>
             <w:r>
               <w:rPr>
                 <w:rFonts w:ascii="Consolas" w:hAnsi="Consolas"/>
+                <w:b w:val="0"/>
+                <w:i w:val="0"/>
                 <w:sz w:val="19"/>
               </w:rPr>
               <w:t>/api/*</w:t>
             </w:r>
             <w:r>
+              <w:rPr>
+                <w:b w:val="0"/>
+                <w:i w:val="0"/>
+              </w:rPr>
               <w:t>)</w:t>
             </w:r>
           </w:p>
@@ -645,7 +761,7 @@
             <w:tcW w:type="dxa" w:w="4320"/>
           </w:tcPr>
           <w:p>
-            <w:hyperlink r:id="rId24">
+            <w:hyperlink r:id="rId26">
               <w:r>
                 <w:rPr>
                   <w:color w:val="0563C1"/>
@@ -664,6 +780,10 @@
           </w:tcPr>
           <w:p>
             <w:r>
+              <w:rPr>
+                <w:b w:val="0"/>
+                <w:i w:val="0"/>
+              </w:rPr>
               <w:t>JWT middleware</w:t>
             </w:r>
           </w:p>
@@ -673,7 +793,7 @@
             <w:tcW w:type="dxa" w:w="4320"/>
           </w:tcPr>
           <w:p>
-            <w:hyperlink r:id="rId25">
+            <w:hyperlink r:id="rId27">
               <w:r>
                 <w:rPr>
                   <w:color w:val="0563C1"/>
@@ -692,6 +812,10 @@
           </w:tcPr>
           <w:p>
             <w:r>
+              <w:rPr>
+                <w:b w:val="0"/>
+                <w:i w:val="0"/>
+              </w:rPr>
               <w:t>Rate limiter</w:t>
             </w:r>
           </w:p>
@@ -701,7 +825,7 @@
             <w:tcW w:type="dxa" w:w="4320"/>
           </w:tcPr>
           <w:p>
-            <w:hyperlink r:id="rId26">
+            <w:hyperlink r:id="rId28">
               <w:r>
                 <w:rPr>
                   <w:color w:val="0563C1"/>
@@ -720,6 +844,10 @@
           </w:tcPr>
           <w:p>
             <w:r>
+              <w:rPr>
+                <w:b w:val="0"/>
+                <w:i w:val="0"/>
+              </w:rPr>
               <w:t>CORS + mount order</w:t>
             </w:r>
           </w:p>
@@ -729,7 +857,7 @@
             <w:tcW w:type="dxa" w:w="4320"/>
           </w:tcPr>
           <w:p>
-            <w:hyperlink r:id="rId27">
+            <w:hyperlink r:id="rId29">
               <w:r>
                 <w:rPr>
                   <w:color w:val="0563C1"/>
@@ -748,6 +876,10 @@
           </w:tcPr>
           <w:p>
             <w:r>
+              <w:rPr>
+                <w:b w:val="0"/>
+                <w:i w:val="0"/>
+              </w:rPr>
               <w:t>Email sender (Graph)</w:t>
             </w:r>
           </w:p>
@@ -757,7 +889,7 @@
             <w:tcW w:type="dxa" w:w="4320"/>
           </w:tcPr>
           <w:p>
-            <w:hyperlink r:id="rId28">
+            <w:hyperlink r:id="rId30">
               <w:r>
                 <w:rPr>
                   <w:color w:val="0563C1"/>
@@ -776,6 +908,10 @@
           </w:tcPr>
           <w:p>
             <w:r>
+              <w:rPr>
+                <w:b w:val="0"/>
+                <w:i w:val="0"/>
+              </w:rPr>
               <w:t>User schema</w:t>
             </w:r>
           </w:p>
@@ -785,7 +921,7 @@
             <w:tcW w:type="dxa" w:w="4320"/>
           </w:tcPr>
           <w:p>
-            <w:hyperlink r:id="rId29">
+            <w:hyperlink r:id="rId31">
               <w:r>
                 <w:rPr>
                   <w:color w:val="0563C1"/>
@@ -810,15 +946,24 @@
     </w:p>
     <w:p>
       <w:r>
+        <w:rPr>
+          <w:b w:val="0"/>
+          <w:i w:val="0"/>
+        </w:rPr>
         <w:t xml:space="preserve">There are </w:t>
       </w:r>
       <w:r>
         <w:rPr>
           <w:b/>
+          <w:i w:val="0"/>
         </w:rPr>
         <w:t>two</w:t>
       </w:r>
       <w:r>
+        <w:rPr>
+          <w:b w:val="0"/>
+          <w:i w:val="0"/>
+        </w:rPr>
         <w:t xml:space="preserve"> kinds of cookie, and confusing them causes most auth bugs:</w:t>
       </w:r>
     </w:p>
@@ -829,84 +974,125 @@
       <w:r>
         <w:rPr>
           <w:b/>
+          <w:i w:val="0"/>
         </w:rPr>
         <w:t>The real session — httpOnly, set by the auth-server.</w:t>
       </w:r>
       <w:r>
-        <w:t xml:space="preserve"> On login/verify the server</w:t>
-      </w:r>
-    </w:p>
-    <w:p>
-      <w:r>
-        <w:t xml:space="preserve">issues JWTs and sets them as httpOnly cookies: </w:t>
+        <w:rPr>
+          <w:b w:val="0"/>
+          <w:i w:val="0"/>
+        </w:rPr>
+        <w:t xml:space="preserve"> On login/verify the server issues JWTs and sets them as httpOnly cookies: </w:t>
       </w:r>
       <w:r>
         <w:rPr>
           <w:rFonts w:ascii="Consolas" w:hAnsi="Consolas"/>
+          <w:b w:val="0"/>
+          <w:i w:val="0"/>
           <w:sz w:val="19"/>
         </w:rPr>
         <w:t>auth_token</w:t>
       </w:r>
       <w:r>
+        <w:rPr>
+          <w:b w:val="0"/>
+          <w:i w:val="0"/>
+        </w:rPr>
         <w:t xml:space="preserve">, </w:t>
       </w:r>
       <w:r>
         <w:rPr>
           <w:rFonts w:ascii="Consolas" w:hAnsi="Consolas"/>
+          <w:b w:val="0"/>
+          <w:i w:val="0"/>
           <w:sz w:val="19"/>
         </w:rPr>
         <w:t>AccessToken</w:t>
       </w:r>
       <w:r>
+        <w:rPr>
+          <w:b w:val="0"/>
+          <w:i w:val="0"/>
+        </w:rPr>
         <w:t xml:space="preserve"> (24h), and </w:t>
       </w:r>
       <w:r>
         <w:rPr>
           <w:rFonts w:ascii="Consolas" w:hAnsi="Consolas"/>
+          <w:b w:val="0"/>
+          <w:i w:val="0"/>
           <w:sz w:val="19"/>
         </w:rPr>
         <w:t>RefreshToken</w:t>
       </w:r>
       <w:r>
+        <w:rPr>
+          <w:b w:val="0"/>
+          <w:i w:val="0"/>
+        </w:rPr>
         <w:t xml:space="preserve"> (30d). JavaScript </w:t>
       </w:r>
       <w:r>
         <w:rPr>
           <w:b/>
+          <w:i w:val="0"/>
         </w:rPr>
         <w:t>cannot read or delete these</w:t>
       </w:r>
       <w:r>
+        <w:rPr>
+          <w:b w:val="0"/>
+          <w:i w:val="0"/>
+        </w:rPr>
         <w:t xml:space="preserve"> — only the server can, via </w:t>
       </w:r>
       <w:r>
         <w:rPr>
           <w:rFonts w:ascii="Consolas" w:hAnsi="Consolas"/>
+          <w:b w:val="0"/>
+          <w:i w:val="0"/>
           <w:sz w:val="19"/>
         </w:rPr>
         <w:t>Set-Cookie</w:t>
       </w:r>
       <w:r>
+        <w:rPr>
+          <w:b w:val="0"/>
+          <w:i w:val="0"/>
+        </w:rPr>
         <w:t xml:space="preserve">. These are what actually authenticate </w:t>
       </w:r>
       <w:r>
         <w:rPr>
           <w:rFonts w:ascii="Consolas" w:hAnsi="Consolas"/>
+          <w:b w:val="0"/>
+          <w:i w:val="0"/>
           <w:sz w:val="19"/>
         </w:rPr>
         <w:t>/api/*</w:t>
       </w:r>
       <w:r>
+        <w:rPr>
+          <w:b w:val="0"/>
+          <w:i w:val="0"/>
+        </w:rPr>
         <w:t xml:space="preserve"> and </w:t>
       </w:r>
       <w:r>
         <w:rPr>
           <w:rFonts w:ascii="Consolas" w:hAnsi="Consolas"/>
+          <w:b w:val="0"/>
+          <w:i w:val="0"/>
           <w:sz w:val="19"/>
         </w:rPr>
         <w:t>/v1/*</w:t>
       </w:r>
       <w:r>
+        <w:rPr>
+          <w:b w:val="0"/>
+          <w:i w:val="0"/>
+        </w:rPr>
         <w:t xml:space="preserve"> requests.</w:t>
       </w:r>
     </w:p>
@@ -917,97 +1103,144 @@
       <w:r>
         <w:rPr>
           <w:b/>
+          <w:i w:val="0"/>
         </w:rPr>
         <w:t>The legacy client cookies — readable, set by the frontend "bridge."</w:t>
       </w:r>
       <w:r>
-        <w:t xml:space="preserve"> The existing</w:t>
-      </w:r>
-    </w:p>
-    <w:p>
-      <w:r>
-        <w:t xml:space="preserve">UI (menus, guards, headers, the Redux initial state) reads login state from encrypted </w:t>
+        <w:rPr>
+          <w:b w:val="0"/>
+          <w:i w:val="0"/>
+        </w:rPr>
+        <w:t xml:space="preserve"> The existing UI (menus, guards, headers, the Redux initial state) reads login state from encrypted </w:t>
       </w:r>
       <w:r>
         <w:rPr>
           <w:b/>
+          <w:i w:val="0"/>
         </w:rPr>
         <w:t>client-side</w:t>
       </w:r>
       <w:r>
+        <w:rPr>
+          <w:b w:val="0"/>
+          <w:i w:val="0"/>
+        </w:rPr>
         <w:t xml:space="preserve"> cookies the old backend used to set: </w:t>
       </w:r>
       <w:r>
         <w:rPr>
           <w:rFonts w:ascii="Consolas" w:hAnsi="Consolas"/>
+          <w:b w:val="0"/>
+          <w:i w:val="0"/>
           <w:sz w:val="19"/>
         </w:rPr>
         <w:t>allUserInfo</w:t>
       </w:r>
       <w:r>
+        <w:rPr>
+          <w:b w:val="0"/>
+          <w:i w:val="0"/>
+        </w:rPr>
         <w:t xml:space="preserve">, </w:t>
       </w:r>
       <w:r>
         <w:rPr>
           <w:rFonts w:ascii="Consolas" w:hAnsi="Consolas"/>
+          <w:b w:val="0"/>
+          <w:i w:val="0"/>
           <w:sz w:val="19"/>
         </w:rPr>
         <w:t>currentUserRole</w:t>
       </w:r>
       <w:r>
+        <w:rPr>
+          <w:b w:val="0"/>
+          <w:i w:val="0"/>
+        </w:rPr>
         <w:t xml:space="preserve">, </w:t>
       </w:r>
       <w:r>
         <w:rPr>
           <w:rFonts w:ascii="Consolas" w:hAnsi="Consolas"/>
+          <w:b w:val="0"/>
+          <w:i w:val="0"/>
           <w:sz w:val="19"/>
         </w:rPr>
         <w:t>access_pages</w:t>
       </w:r>
       <w:r>
+        <w:rPr>
+          <w:b w:val="0"/>
+          <w:i w:val="0"/>
+        </w:rPr>
         <w:t xml:space="preserve">, </w:t>
       </w:r>
       <w:r>
         <w:rPr>
           <w:rFonts w:ascii="Consolas" w:hAnsi="Consolas"/>
+          <w:b w:val="0"/>
+          <w:i w:val="0"/>
           <w:sz w:val="19"/>
         </w:rPr>
         <w:t>companyInfo</w:t>
       </w:r>
       <w:r>
+        <w:rPr>
+          <w:b w:val="0"/>
+          <w:i w:val="0"/>
+        </w:rPr>
         <w:t xml:space="preserve">, </w:t>
       </w:r>
       <w:r>
         <w:rPr>
           <w:rFonts w:ascii="Consolas" w:hAnsi="Consolas"/>
+          <w:b w:val="0"/>
+          <w:i w:val="0"/>
           <w:sz w:val="19"/>
         </w:rPr>
         <w:t>userProfile</w:t>
       </w:r>
       <w:r>
+        <w:rPr>
+          <w:b w:val="0"/>
+          <w:i w:val="0"/>
+        </w:rPr>
         <w:t xml:space="preserve">, </w:t>
       </w:r>
       <w:r>
         <w:rPr>
           <w:rFonts w:ascii="Consolas" w:hAnsi="Consolas"/>
+          <w:b w:val="0"/>
+          <w:i w:val="0"/>
           <w:sz w:val="19"/>
         </w:rPr>
         <w:t>province</w:t>
       </w:r>
       <w:r>
+        <w:rPr>
+          <w:b w:val="0"/>
+          <w:i w:val="0"/>
+        </w:rPr>
         <w:t xml:space="preserve">, plus a readable </w:t>
       </w:r>
       <w:r>
         <w:rPr>
           <w:rFonts w:ascii="Consolas" w:hAnsi="Consolas"/>
+          <w:b w:val="0"/>
+          <w:i w:val="0"/>
           <w:sz w:val="19"/>
         </w:rPr>
         <w:t>AccessToken</w:t>
       </w:r>
       <w:r>
+        <w:rPr>
+          <w:b w:val="0"/>
+          <w:i w:val="0"/>
+        </w:rPr>
         <w:t xml:space="preserve">. After a successful login the bridge in </w:t>
       </w:r>
-      <w:hyperlink r:id="rId21">
+      <w:hyperlink r:id="rId22">
         <w:r>
           <w:rPr>
             <w:color w:val="0563C1"/>
@@ -1017,16 +1250,26 @@
         </w:r>
       </w:hyperlink>
       <w:r>
+        <w:rPr>
+          <w:b w:val="0"/>
+          <w:i w:val="0"/>
+        </w:rPr>
         <w:t xml:space="preserve"> rebuilds these from the auth-server's </w:t>
       </w:r>
       <w:r>
         <w:rPr>
           <w:rFonts w:ascii="Consolas" w:hAnsi="Consolas"/>
+          <w:b w:val="0"/>
+          <w:i w:val="0"/>
           <w:sz w:val="19"/>
         </w:rPr>
         <w:t>user</w:t>
       </w:r>
       <w:r>
+        <w:rPr>
+          <w:b w:val="0"/>
+          <w:i w:val="0"/>
+        </w:rPr>
         <w:t xml:space="preserve"> payload so nothing downstream has to change.</w:t>
       </w:r>
     </w:p>
@@ -1034,11 +1277,17 @@
       <w:r>
         <w:rPr>
           <w:rFonts w:ascii="Consolas" w:hAnsi="Consolas"/>
+          <w:b w:val="0"/>
+          <w:i w:val="0"/>
           <w:sz w:val="19"/>
         </w:rPr>
         <w:t>establishSession(user, accessToken)</w:t>
       </w:r>
       <w:r>
+        <w:rPr>
+          <w:b w:val="0"/>
+          <w:i w:val="0"/>
+        </w:rPr>
         <w:t xml:space="preserve"> is the one-stop bridge:</w:t>
       </w:r>
     </w:p>
@@ -1061,6 +1310,10 @@
     </w:p>
     <w:p>
       <w:r>
+        <w:rPr>
+          <w:b w:val="0"/>
+          <w:i w:val="0"/>
+        </w:rPr>
         <w:t>Key transforms it does:</w:t>
       </w:r>
     </w:p>
@@ -1070,36 +1323,89 @@
       </w:pPr>
       <w:r>
         <w:rPr>
+          <w:rFonts w:ascii="Consolas" w:hAnsi="Consolas"/>
           <w:b/>
-        </w:rPr>
-        <w:t>`id`, `uid`, and `sid` are all set to the auth-server user id</w:t>
-      </w:r>
-      <w:r>
-        <w:t xml:space="preserve"> — a personal account</w:t>
-      </w:r>
-    </w:p>
-    <w:p>
-      <w:r>
-        <w:t xml:space="preserve">is its own tenant, so </w:t>
+          <w:i w:val="0"/>
+          <w:sz w:val="19"/>
+        </w:rPr>
+        <w:t>id</w:t>
+      </w:r>
+      <w:r>
+        <w:rPr>
+          <w:b/>
+          <w:i w:val="0"/>
+        </w:rPr>
+        <w:t xml:space="preserve">, </w:t>
       </w:r>
       <w:r>
         <w:rPr>
           <w:rFonts w:ascii="Consolas" w:hAnsi="Consolas"/>
+          <w:b/>
+          <w:i w:val="0"/>
           <w:sz w:val="19"/>
         </w:rPr>
+        <w:t>uid</w:t>
+      </w:r>
+      <w:r>
+        <w:rPr>
+          <w:b/>
+          <w:i w:val="0"/>
+        </w:rPr>
+        <w:t xml:space="preserve">, and </w:t>
+      </w:r>
+      <w:r>
+        <w:rPr>
+          <w:rFonts w:ascii="Consolas" w:hAnsi="Consolas"/>
+          <w:b/>
+          <w:i w:val="0"/>
+          <w:sz w:val="19"/>
+        </w:rPr>
+        <w:t>sid</w:t>
+      </w:r>
+      <w:r>
+        <w:rPr>
+          <w:b/>
+          <w:i w:val="0"/>
+        </w:rPr>
+        <w:t xml:space="preserve"> are all set to the auth-server user id</w:t>
+      </w:r>
+      <w:r>
+        <w:rPr>
+          <w:b w:val="0"/>
+          <w:i w:val="0"/>
+        </w:rPr>
+        <w:t xml:space="preserve"> — a personal account is its own tenant, so </w:t>
+      </w:r>
+      <w:r>
+        <w:rPr>
+          <w:rFonts w:ascii="Consolas" w:hAnsi="Consolas"/>
+          <w:b w:val="0"/>
+          <w:i w:val="0"/>
+          <w:sz w:val="19"/>
+        </w:rPr>
         <w:t>id === sid</w:t>
       </w:r>
       <w:r>
+        <w:rPr>
+          <w:b w:val="0"/>
+          <w:i w:val="0"/>
+        </w:rPr>
         <w:t xml:space="preserve">. </w:t>
       </w:r>
       <w:r>
         <w:rPr>
           <w:rFonts w:ascii="Consolas" w:hAnsi="Consolas"/>
+          <w:b w:val="0"/>
+          <w:i w:val="0"/>
           <w:sz w:val="19"/>
         </w:rPr>
         <w:t>isPersonalAuthUser()</w:t>
       </w:r>
       <w:r>
+        <w:rPr>
+          <w:b w:val="0"/>
+          <w:i w:val="0"/>
+        </w:rPr>
         <w:t xml:space="preserve"> keys off exactly that.</w:t>
       </w:r>
     </w:p>
@@ -1109,45 +1415,69 @@
       </w:pPr>
       <w:r>
         <w:rPr>
+          <w:rFonts w:ascii="Consolas" w:hAnsi="Consolas"/>
           <w:b/>
-        </w:rPr>
-        <w:t>`role: [{ …, role: "ADMIN" }]`</w:t>
-      </w:r>
-      <w:r>
+          <w:i w:val="0"/>
+          <w:sz w:val="19"/>
+        </w:rPr>
+        <w:t>role: [{ …, role: "ADMIN" }]</w:t>
+      </w:r>
+      <w:r>
+        <w:rPr>
+          <w:b w:val="0"/>
+          <w:i w:val="0"/>
+        </w:rPr>
         <w:t xml:space="preserve"> and </w:t>
       </w:r>
       <w:r>
         <w:rPr>
+          <w:rFonts w:ascii="Consolas" w:hAnsi="Consolas"/>
           <w:b/>
-        </w:rPr>
-        <w:t>`access_pages = ALL_ACCESS`</w:t>
-      </w:r>
-      <w:r>
-        <w:t xml:space="preserve"> — every</w:t>
-      </w:r>
-    </w:p>
-    <w:p>
+          <w:i w:val="0"/>
+          <w:sz w:val="19"/>
+        </w:rPr>
+        <w:t>access_pages = ALL_ACCESS</w:t>
+      </w:r>
+      <w:r>
+        <w:rPr>
+          <w:b w:val="0"/>
+          <w:i w:val="0"/>
+        </w:rPr>
+        <w:t xml:space="preserve"> — every </w:t>
+      </w:r>
       <w:r>
         <w:rPr>
           <w:rFonts w:ascii="Consolas" w:hAnsi="Consolas"/>
+          <w:b w:val="0"/>
+          <w:i w:val="0"/>
           <w:sz w:val="19"/>
         </w:rPr>
         <w:t>auth_*</w:t>
       </w:r>
       <w:r>
+        <w:rPr>
+          <w:b w:val="0"/>
+          <w:i w:val="0"/>
+        </w:rPr>
         <w:t xml:space="preserve"> page flag is </w:t>
       </w:r>
       <w:r>
         <w:rPr>
           <w:rFonts w:ascii="Consolas" w:hAnsi="Consolas"/>
+          <w:b w:val="0"/>
+          <w:i w:val="0"/>
           <w:sz w:val="19"/>
         </w:rPr>
         <w:t>true</w:t>
       </w:r>
       <w:r>
+        <w:rPr>
+          <w:b w:val="0"/>
+          <w:i w:val="0"/>
+        </w:rPr>
         <w:t xml:space="preserve">, so </w:t>
       </w:r>
-      <w:hyperlink r:id="rId30">
+      <w:hyperlink r:id="rId32">
         <w:r>
           <w:rPr>
             <w:color w:val="0563C1"/>
@@ -1157,6 +1487,10 @@
         </w:r>
       </w:hyperlink>
       <w:r>
+        <w:rPr>
+          <w:b w:val="0"/>
+          <w:i w:val="0"/>
+        </w:rPr>
         <w:t xml:space="preserve"> lets the user into everything.</w:t>
       </w:r>
     </w:p>
@@ -1167,36 +1501,48 @@
       <w:r>
         <w:rPr>
           <w:b/>
+          <w:i w:val="0"/>
         </w:rPr>
         <w:t>Clio/QBO are marked "connected"</w:t>
       </w:r>
       <w:r>
+        <w:rPr>
+          <w:b w:val="0"/>
+          <w:i w:val="0"/>
+        </w:rPr>
         <w:t xml:space="preserve"> (</w:t>
       </w:r>
       <w:r>
         <w:rPr>
           <w:rFonts w:ascii="Consolas" w:hAnsi="Consolas"/>
+          <w:b w:val="0"/>
+          <w:i w:val="0"/>
           <w:sz w:val="19"/>
         </w:rPr>
         <w:t>authClio</w:t>
       </w:r>
       <w:r>
+        <w:rPr>
+          <w:b w:val="0"/>
+          <w:i w:val="0"/>
+        </w:rPr>
         <w:t>/</w:t>
       </w:r>
       <w:r>
         <w:rPr>
           <w:rFonts w:ascii="Consolas" w:hAnsi="Consolas"/>
+          <w:b w:val="0"/>
+          <w:i w:val="0"/>
           <w:sz w:val="19"/>
         </w:rPr>
         <w:t>authIntuit = true</w:t>
       </w:r>
       <w:r>
-        <w:t>) so nothing tries</w:t>
-      </w:r>
-    </w:p>
-    <w:p>
-      <w:r>
-        <w:t>to bounce the user into the legacy firm setup wizard.</w:t>
+        <w:rPr>
+          <w:b w:val="0"/>
+          <w:i w:val="0"/>
+        </w:rPr>
+        <w:t>) so nothing tries to bounce the user into the legacy firm setup wizard.</w:t>
       </w:r>
     </w:p>
     <w:p>
@@ -1206,28 +1552,34 @@
       <w:r>
         <w:rPr>
           <w:b/>
+          <w:i w:val="0"/>
         </w:rPr>
         <w:t>Avatar &amp; signature (base64) are kept OUT of cookies</w:t>
       </w:r>
       <w:r>
-        <w:t xml:space="preserve"> — they'd overflow the 4KB</w:t>
-      </w:r>
-    </w:p>
-    <w:p>
-      <w:r>
-        <w:t xml:space="preserve">cookie limit and silently drop the whole session. They live in </w:t>
+        <w:rPr>
+          <w:b w:val="0"/>
+          <w:i w:val="0"/>
+        </w:rPr>
+        <w:t xml:space="preserve"> — they'd overflow the 4KB cookie limit and silently drop the whole session. They live in </w:t>
       </w:r>
       <w:r>
         <w:rPr>
           <w:rFonts w:ascii="Consolas" w:hAnsi="Consolas"/>
+          <w:b w:val="0"/>
+          <w:i w:val="0"/>
           <w:sz w:val="19"/>
         </w:rPr>
         <w:t>localStorage</w:t>
       </w:r>
       <w:r>
+        <w:rPr>
+          <w:b w:val="0"/>
+          <w:i w:val="0"/>
+        </w:rPr>
         <w:t xml:space="preserve"> via </w:t>
       </w:r>
-      <w:hyperlink r:id="rId23">
+      <w:hyperlink r:id="rId24">
         <w:r>
           <w:rPr>
             <w:color w:val="0563C1"/>
@@ -1237,6 +1589,10 @@
         </w:r>
       </w:hyperlink>
       <w:r>
+        <w:rPr>
+          <w:b w:val="0"/>
+          <w:i w:val="0"/>
+        </w:rPr>
         <w:t>; only lean, image-free objects go into cookies.</w:t>
       </w:r>
     </w:p>
@@ -1251,9 +1607,13 @@
     </w:p>
     <w:p>
       <w:r>
+        <w:rPr>
+          <w:b w:val="0"/>
+          <w:i w:val="0"/>
+        </w:rPr>
         <w:t xml:space="preserve">Form: </w:t>
       </w:r>
-      <w:hyperlink r:id="rId10">
+      <w:hyperlink r:id="rId11">
         <w:r>
           <w:rPr>
             <w:color w:val="0563C1"/>
@@ -1263,16 +1623,26 @@
         </w:r>
       </w:hyperlink>
       <w:r>
+        <w:rPr>
+          <w:b w:val="0"/>
+          <w:i w:val="0"/>
+        </w:rPr>
         <w:t xml:space="preserve"> · route </w:t>
       </w:r>
       <w:r>
         <w:rPr>
           <w:rFonts w:ascii="Consolas" w:hAnsi="Consolas"/>
+          <w:b w:val="0"/>
+          <w:i w:val="0"/>
           <w:sz w:val="19"/>
         </w:rPr>
         <w:t>/signIn</w:t>
       </w:r>
       <w:r>
+        <w:rPr>
+          <w:b w:val="0"/>
+          <w:i w:val="0"/>
+        </w:rPr>
         <w:t>.</w:t>
       </w:r>
     </w:p>
@@ -1281,54 +1651,77 @@
         <w:pStyle w:val="ListNumber"/>
       </w:pPr>
       <w:r>
+        <w:rPr>
+          <w:b w:val="0"/>
+          <w:i w:val="0"/>
+        </w:rPr>
         <w:t xml:space="preserve">User submits email + password. </w:t>
       </w:r>
       <w:r>
         <w:rPr>
           <w:rFonts w:ascii="Consolas" w:hAnsi="Consolas"/>
+          <w:b w:val="0"/>
+          <w:i w:val="0"/>
           <w:sz w:val="19"/>
         </w:rPr>
         <w:t>submitLogin()</w:t>
       </w:r>
       <w:r>
+        <w:rPr>
+          <w:b w:val="0"/>
+          <w:i w:val="0"/>
+        </w:rPr>
         <w:t xml:space="preserve"> dispatches </w:t>
       </w:r>
       <w:r>
         <w:rPr>
           <w:rFonts w:ascii="Consolas" w:hAnsi="Consolas"/>
+          <w:b w:val="0"/>
+          <w:i w:val="0"/>
           <w:sz w:val="19"/>
         </w:rPr>
         <w:t>USER_LOGIN_REQUEST</w:t>
       </w:r>
       <w:r>
-        <w:t xml:space="preserve"> and</w:t>
-      </w:r>
-    </w:p>
-    <w:p>
-      <w:r>
-        <w:t xml:space="preserve">calls </w:t>
+        <w:rPr>
+          <w:b w:val="0"/>
+          <w:i w:val="0"/>
+        </w:rPr>
+        <w:t xml:space="preserve"> and calls </w:t>
       </w:r>
       <w:r>
         <w:rPr>
           <w:rFonts w:ascii="Consolas" w:hAnsi="Consolas"/>
+          <w:b w:val="0"/>
+          <w:i w:val="0"/>
           <w:sz w:val="19"/>
         </w:rPr>
         <w:t>login({ email, password })</w:t>
       </w:r>
       <w:r>
+        <w:rPr>
+          <w:b w:val="0"/>
+          <w:i w:val="0"/>
+        </w:rPr>
         <w:t xml:space="preserve"> → </w:t>
       </w:r>
       <w:r>
         <w:rPr>
           <w:rFonts w:ascii="Consolas" w:hAnsi="Consolas"/>
+          <w:b w:val="0"/>
+          <w:i w:val="0"/>
           <w:sz w:val="19"/>
         </w:rPr>
         <w:t>POST /api/login</w:t>
       </w:r>
       <w:r>
+        <w:rPr>
+          <w:b w:val="0"/>
+          <w:i w:val="0"/>
+        </w:rPr>
         <w:t xml:space="preserve"> (via </w:t>
       </w:r>
-      <w:hyperlink r:id="rId19">
+      <w:hyperlink r:id="rId20">
         <w:r>
           <w:rPr>
             <w:color w:val="0563C1"/>
@@ -1338,16 +1731,26 @@
         </w:r>
       </w:hyperlink>
       <w:r>
+        <w:rPr>
+          <w:b w:val="0"/>
+          <w:i w:val="0"/>
+        </w:rPr>
         <w:t xml:space="preserve">, which sends </w:t>
       </w:r>
       <w:r>
         <w:rPr>
           <w:rFonts w:ascii="Consolas" w:hAnsi="Consolas"/>
+          <w:b w:val="0"/>
+          <w:i w:val="0"/>
           <w:sz w:val="19"/>
         </w:rPr>
         <w:t>credentials: "include"</w:t>
       </w:r>
       <w:r>
+        <w:rPr>
+          <w:b w:val="0"/>
+          <w:i w:val="0"/>
+        </w:rPr>
         <w:t xml:space="preserve"> so the browser stores the returned cookies cross-domain).</w:t>
       </w:r>
     </w:p>
@@ -1358,13 +1761,18 @@
       <w:r>
         <w:rPr>
           <w:b/>
+          <w:i w:val="0"/>
         </w:rPr>
         <w:t>Server</w:t>
       </w:r>
       <w:r>
+        <w:rPr>
+          <w:b w:val="0"/>
+          <w:i w:val="0"/>
+        </w:rPr>
         <w:t xml:space="preserve"> (</w:t>
       </w:r>
-      <w:hyperlink r:id="rId24">
+      <w:hyperlink r:id="rId26">
         <w:r>
           <w:rPr>
             <w:color w:val="0563C1"/>
@@ -1374,16 +1782,26 @@
         </w:r>
       </w:hyperlink>
       <w:r>
+        <w:rPr>
+          <w:b w:val="0"/>
+          <w:i w:val="0"/>
+        </w:rPr>
         <w:t xml:space="preserve"> </w:t>
       </w:r>
       <w:r>
         <w:rPr>
           <w:rFonts w:ascii="Consolas" w:hAnsi="Consolas"/>
+          <w:b w:val="0"/>
+          <w:i w:val="0"/>
           <w:sz w:val="19"/>
         </w:rPr>
         <w:t>POST /login</w:t>
       </w:r>
       <w:r>
+        <w:rPr>
+          <w:b w:val="0"/>
+          <w:i w:val="0"/>
+        </w:rPr>
         <w:t>):</w:t>
       </w:r>
     </w:p>
@@ -1392,16 +1810,26 @@
         <w:pStyle w:val="ListBullet2"/>
       </w:pPr>
       <w:r>
+        <w:rPr>
+          <w:b w:val="0"/>
+          <w:i w:val="0"/>
+        </w:rPr>
         <w:t xml:space="preserve">looks up the user, </w:t>
       </w:r>
       <w:r>
         <w:rPr>
           <w:rFonts w:ascii="Consolas" w:hAnsi="Consolas"/>
+          <w:b w:val="0"/>
+          <w:i w:val="0"/>
           <w:sz w:val="19"/>
         </w:rPr>
         <w:t>bcrypt.compare</w:t>
       </w:r>
       <w:r>
+        <w:rPr>
+          <w:b w:val="0"/>
+          <w:i w:val="0"/>
+        </w:rPr>
         <w:t>s the password;</w:t>
       </w:r>
     </w:p>
@@ -1412,10 +1840,15 @@
       <w:r>
         <w:rPr>
           <w:b/>
+          <w:i w:val="0"/>
         </w:rPr>
         <w:t>wrong credentials → 401</w:t>
       </w:r>
       <w:r>
+        <w:rPr>
+          <w:b w:val="0"/>
+          <w:i w:val="0"/>
+        </w:rPr>
         <w:t xml:space="preserve"> and a failure is recorded (see rate-limiting);</w:t>
       </w:r>
     </w:p>
@@ -1426,10 +1859,15 @@
       <w:r>
         <w:rPr>
           <w:b/>
+          <w:i w:val="0"/>
         </w:rPr>
         <w:t>unverified account → 403</w:t>
       </w:r>
       <w:r>
+        <w:rPr>
+          <w:b w:val="0"/>
+          <w:i w:val="0"/>
+        </w:rPr>
         <w:t xml:space="preserve"> with "Please verify your email…";</w:t>
       </w:r>
     </w:p>
@@ -1438,21 +1876,26 @@
         <w:pStyle w:val="ListBullet2"/>
       </w:pPr>
       <w:r>
-        <w:t>success → mints a 24h access JWT + 30d refresh JWT, sets the httpOnly cookies, and</w:t>
-      </w:r>
-    </w:p>
-    <w:p>
-      <w:r>
-        <w:t xml:space="preserve">returns </w:t>
+        <w:rPr>
+          <w:b w:val="0"/>
+          <w:i w:val="0"/>
+        </w:rPr>
+        <w:t xml:space="preserve">success → mints a 24h access JWT + 30d refresh JWT, sets the httpOnly cookies, and returns </w:t>
       </w:r>
       <w:r>
         <w:rPr>
           <w:rFonts w:ascii="Consolas" w:hAnsi="Consolas"/>
+          <w:b w:val="0"/>
+          <w:i w:val="0"/>
           <w:sz w:val="19"/>
         </w:rPr>
         <w:t>{ ok, user, accessToken }</w:t>
       </w:r>
       <w:r>
+        <w:rPr>
+          <w:b w:val="0"/>
+          <w:i w:val="0"/>
+        </w:rPr>
         <w:t>.</w:t>
       </w:r>
     </w:p>
@@ -1463,75 +1906,127 @@
       <w:r>
         <w:rPr>
           <w:b/>
-        </w:rPr>
-        <w:t>Frontend on `ok`:</w:t>
-      </w:r>
-      <w:r>
+          <w:i w:val="0"/>
+        </w:rPr>
+        <w:t xml:space="preserve">Frontend on </w:t>
+      </w:r>
+      <w:r>
+        <w:rPr>
+          <w:rFonts w:ascii="Consolas" w:hAnsi="Consolas"/>
+          <w:b/>
+          <w:i w:val="0"/>
+          <w:sz w:val="19"/>
+        </w:rPr>
+        <w:t>ok</w:t>
+      </w:r>
+      <w:r>
+        <w:rPr>
+          <w:b/>
+          <w:i w:val="0"/>
+        </w:rPr>
+        <w:t>:</w:t>
+      </w:r>
+      <w:r>
+        <w:rPr>
+          <w:b w:val="0"/>
+          <w:i w:val="0"/>
+        </w:rPr>
         <w:t xml:space="preserve"> </w:t>
       </w:r>
       <w:r>
         <w:rPr>
           <w:rFonts w:ascii="Consolas" w:hAnsi="Consolas"/>
+          <w:b w:val="0"/>
+          <w:i w:val="0"/>
           <w:sz w:val="19"/>
         </w:rPr>
         <w:t>establishSession(data.user, data.accessToken)</w:t>
       </w:r>
       <w:r>
-        <w:t xml:space="preserve"> seeds the</w:t>
-      </w:r>
-    </w:p>
-    <w:p>
-      <w:r>
-        <w:t xml:space="preserve">legacy cookies, then dispatches </w:t>
+        <w:rPr>
+          <w:b w:val="0"/>
+          <w:i w:val="0"/>
+        </w:rPr>
+        <w:t xml:space="preserve"> seeds the legacy cookies, then dispatches </w:t>
       </w:r>
       <w:r>
         <w:rPr>
           <w:rFonts w:ascii="Consolas" w:hAnsi="Consolas"/>
+          <w:b w:val="0"/>
+          <w:i w:val="0"/>
           <w:sz w:val="19"/>
         </w:rPr>
         <w:t>USER_CHANGE_SUCCESS</w:t>
       </w:r>
       <w:r>
+        <w:rPr>
+          <w:b w:val="0"/>
+          <w:i w:val="0"/>
+        </w:rPr>
         <w:t xml:space="preserve"> + </w:t>
       </w:r>
       <w:r>
         <w:rPr>
           <w:rFonts w:ascii="Consolas" w:hAnsi="Consolas"/>
+          <w:b w:val="0"/>
+          <w:i w:val="0"/>
           <w:sz w:val="19"/>
         </w:rPr>
         <w:t>USER_LOGIN_SUCCESS</w:t>
       </w:r>
       <w:r>
+        <w:rPr>
+          <w:b w:val="0"/>
+          <w:i w:val="0"/>
+        </w:rPr>
         <w:t xml:space="preserve">. A </w:t>
       </w:r>
       <w:r>
         <w:rPr>
           <w:rFonts w:ascii="Consolas" w:hAnsi="Consolas"/>
+          <w:b w:val="0"/>
+          <w:i w:val="0"/>
           <w:sz w:val="19"/>
         </w:rPr>
         <w:t>useEffect</w:t>
       </w:r>
       <w:r>
+        <w:rPr>
+          <w:b w:val="0"/>
+          <w:i w:val="0"/>
+        </w:rPr>
         <w:t xml:space="preserve"> watching </w:t>
       </w:r>
       <w:r>
         <w:rPr>
           <w:rFonts w:ascii="Consolas" w:hAnsi="Consolas"/>
+          <w:b w:val="0"/>
+          <w:i w:val="0"/>
           <w:sz w:val="19"/>
         </w:rPr>
         <w:t>userInfo</w:t>
       </w:r>
       <w:r>
+        <w:rPr>
+          <w:b w:val="0"/>
+          <w:i w:val="0"/>
+        </w:rPr>
         <w:t xml:space="preserve"> redirects: SUPERADMIN → the superadmin dashboard, everyone else → </w:t>
       </w:r>
       <w:r>
         <w:rPr>
           <w:rFonts w:ascii="Consolas" w:hAnsi="Consolas"/>
+          <w:b w:val="0"/>
+          <w:i w:val="0"/>
           <w:sz w:val="19"/>
         </w:rPr>
         <w:t>/</w:t>
       </w:r>
       <w:r>
+        <w:rPr>
+          <w:b w:val="0"/>
+          <w:i w:val="0"/>
+        </w:rPr>
         <w:t>.</w:t>
       </w:r>
     </w:p>
@@ -1542,65 +2037,93 @@
       <w:r>
         <w:rPr>
           <w:b/>
+          <w:i w:val="0"/>
         </w:rPr>
         <w:t>On 403</w:t>
       </w:r>
       <w:r>
+        <w:rPr>
+          <w:b w:val="0"/>
+          <w:i w:val="0"/>
+        </w:rPr>
         <w:t xml:space="preserve"> the user is routed to </w:t>
       </w:r>
       <w:r>
         <w:rPr>
           <w:rFonts w:ascii="Consolas" w:hAnsi="Consolas"/>
+          <w:b w:val="0"/>
+          <w:i w:val="0"/>
           <w:sz w:val="19"/>
         </w:rPr>
         <w:t>/verify-email</w:t>
       </w:r>
       <w:r>
-        <w:t xml:space="preserve"> (with their email in state) so they</w:t>
+        <w:rPr>
+          <w:b w:val="0"/>
+          <w:i w:val="0"/>
+        </w:rPr>
+        <w:t xml:space="preserve"> (with their email in state) so they can resend the link. On other failures the form shows the error and swaps the side image to the "invalid username or password" graphic.</w:t>
       </w:r>
     </w:p>
     <w:p>
       <w:r>
-        <w:t>can resend the link. On other failures the form shows the error and swaps the side image to the "invalid username or password" graphic.</w:t>
-      </w:r>
-    </w:p>
-    <w:p>
-      <w:r>
         <w:rPr>
           <w:b/>
+          <w:i w:val="0"/>
         </w:rPr>
         <w:t>Remember me</w:t>
       </w:r>
       <w:r>
+        <w:rPr>
+          <w:b w:val="0"/>
+          <w:i w:val="0"/>
+        </w:rPr>
         <w:t xml:space="preserve"> persists </w:t>
       </w:r>
       <w:r>
         <w:rPr>
           <w:b/>
+          <w:i w:val="0"/>
         </w:rPr>
         <w:t>only the email</w:t>
       </w:r>
       <w:r>
+        <w:rPr>
+          <w:b w:val="0"/>
+          <w:i w:val="0"/>
+        </w:rPr>
         <w:t xml:space="preserve"> in </w:t>
       </w:r>
       <w:r>
         <w:rPr>
           <w:rFonts w:ascii="Consolas" w:hAnsi="Consolas"/>
+          <w:b w:val="0"/>
+          <w:i w:val="0"/>
           <w:sz w:val="19"/>
         </w:rPr>
         <w:t>localStorage</w:t>
       </w:r>
       <w:r>
+        <w:rPr>
+          <w:b w:val="0"/>
+          <w:i w:val="0"/>
+        </w:rPr>
         <w:t xml:space="preserve"> and pre-fills it next time; the password is never stored. (It used to store the password too — that was removed, and SignIn purges any stale </w:t>
       </w:r>
       <w:r>
         <w:rPr>
           <w:rFonts w:ascii="Consolas" w:hAnsi="Consolas"/>
+          <w:b w:val="0"/>
+          <w:i w:val="0"/>
           <w:sz w:val="19"/>
         </w:rPr>
         <w:t>password</w:t>
       </w:r>
       <w:r>
+        <w:rPr>
+          <w:b w:val="0"/>
+          <w:i w:val="0"/>
+        </w:rPr>
         <w:t xml:space="preserve"> key on mount. "Stay signed in" longer than 24h is a future refresh-token task, not stored credentials.)</w:t>
       </w:r>
     </w:p>
@@ -1611,68 +2134,78 @@
       <w:r>
         <w:rPr>
           <w:b/>
+          <w:i w:val="0"/>
         </w:rPr>
         <w:t>Vestigial OTP modal:</w:t>
       </w:r>
       <w:r>
-        <w:t xml:space="preserve"> SignIn.js still contains a 4-digit OTP modal wired to</w:t>
-      </w:r>
-    </w:p>
-    <w:p>
-      <w:pPr>
-        <w:pStyle w:val="IntenseQuote"/>
-      </w:pPr>
+        <w:rPr>
+          <w:b w:val="0"/>
+          <w:i w:val="0"/>
+        </w:rPr>
+        <w:t xml:space="preserve"> SignIn.js still contains a 4-digit OTP modal wired to </w:t>
+      </w:r>
       <w:r>
         <w:rPr>
           <w:rFonts w:ascii="Consolas" w:hAnsi="Consolas"/>
+          <w:b w:val="0"/>
+          <w:i w:val="0"/>
           <w:sz w:val="19"/>
         </w:rPr>
         <w:t>userLoginAuth</w:t>
       </w:r>
       <w:r>
+        <w:rPr>
+          <w:b w:val="0"/>
+          <w:i w:val="0"/>
+        </w:rPr>
         <w:t>/</w:t>
       </w:r>
       <w:r>
         <w:rPr>
           <w:rFonts w:ascii="Consolas" w:hAnsi="Consolas"/>
+          <w:b w:val="0"/>
+          <w:i w:val="0"/>
           <w:sz w:val="19"/>
         </w:rPr>
         <w:t>userOPTMatch</w:t>
       </w:r>
       <w:r>
-        <w:t>. The personal-auth login never populates</w:t>
-      </w:r>
-    </w:p>
-    <w:p>
-      <w:pPr>
-        <w:pStyle w:val="IntenseQuote"/>
-      </w:pPr>
+        <w:rPr>
+          <w:b w:val="0"/>
+          <w:i w:val="0"/>
+        </w:rPr>
+        <w:t xml:space="preserve">. The personal-auth login never populates </w:t>
+      </w:r>
       <w:r>
         <w:rPr>
           <w:rFonts w:ascii="Consolas" w:hAnsi="Consolas"/>
+          <w:b w:val="0"/>
+          <w:i w:val="0"/>
           <w:sz w:val="19"/>
         </w:rPr>
         <w:t>userLoginAuth</w:t>
       </w:r>
       <w:r>
+        <w:rPr>
+          <w:b w:val="0"/>
+          <w:i w:val="0"/>
+        </w:rPr>
         <w:t xml:space="preserve">, so </w:t>
       </w:r>
       <w:r>
         <w:rPr>
           <w:b/>
+          <w:i w:val="0"/>
         </w:rPr>
         <w:t>the modal never opens</w:t>
       </w:r>
       <w:r>
-        <w:t xml:space="preserve"> — it's dead UI left from the old SMS-2FA</w:t>
-      </w:r>
-    </w:p>
-    <w:p>
-      <w:pPr>
-        <w:pStyle w:val="IntenseQuote"/>
-      </w:pPr>
-      <w:r>
-        <w:t>flow, not part of the current process.</w:t>
+        <w:rPr>
+          <w:b w:val="0"/>
+          <w:i w:val="0"/>
+        </w:rPr>
+        <w:t xml:space="preserve"> — it's dead UI left from the old SMS-2FA flow, not part of the current process.</w:t>
       </w:r>
     </w:p>
     <w:p/>
@@ -1686,9 +2219,13 @@
     </w:p>
     <w:p>
       <w:r>
+        <w:rPr>
+          <w:b w:val="0"/>
+          <w:i w:val="0"/>
+        </w:rPr>
         <w:t xml:space="preserve">Form: </w:t>
       </w:r>
-      <w:hyperlink r:id="rId11">
+      <w:hyperlink r:id="rId12">
         <w:r>
           <w:rPr>
             <w:color w:val="0563C1"/>
@@ -1698,36 +2235,58 @@
         </w:r>
       </w:hyperlink>
       <w:r>
+        <w:rPr>
+          <w:b w:val="0"/>
+          <w:i w:val="0"/>
+        </w:rPr>
         <w:t xml:space="preserve"> · route </w:t>
       </w:r>
       <w:r>
         <w:rPr>
           <w:rFonts w:ascii="Consolas" w:hAnsi="Consolas"/>
+          <w:b w:val="0"/>
+          <w:i w:val="0"/>
           <w:sz w:val="19"/>
         </w:rPr>
         <w:t>/createAccount</w:t>
       </w:r>
       <w:r>
+        <w:rPr>
+          <w:b w:val="0"/>
+          <w:i w:val="0"/>
+        </w:rPr>
         <w:t xml:space="preserve"> → </w:t>
       </w:r>
       <w:r>
         <w:rPr>
           <w:rFonts w:ascii="Consolas" w:hAnsi="Consolas"/>
+          <w:b w:val="0"/>
+          <w:i w:val="0"/>
           <w:sz w:val="19"/>
         </w:rPr>
         <w:t>signup({ name, email, password })</w:t>
       </w:r>
       <w:r>
+        <w:rPr>
+          <w:b w:val="0"/>
+          <w:i w:val="0"/>
+        </w:rPr>
         <w:t xml:space="preserve"> → </w:t>
       </w:r>
       <w:r>
         <w:rPr>
           <w:rFonts w:ascii="Consolas" w:hAnsi="Consolas"/>
+          <w:b w:val="0"/>
+          <w:i w:val="0"/>
           <w:sz w:val="19"/>
         </w:rPr>
         <w:t>POST /api/signup</w:t>
       </w:r>
       <w:r>
+        <w:rPr>
+          <w:b w:val="0"/>
+          <w:i w:val="0"/>
+        </w:rPr>
         <w:t>.</w:t>
       </w:r>
     </w:p>
@@ -1735,20 +2294,31 @@
       <w:r>
         <w:rPr>
           <w:b/>
+          <w:i w:val="0"/>
         </w:rPr>
         <w:t>Server</w:t>
       </w:r>
       <w:r>
+        <w:rPr>
+          <w:b w:val="0"/>
+          <w:i w:val="0"/>
+        </w:rPr>
         <w:t xml:space="preserve"> (</w:t>
       </w:r>
       <w:r>
         <w:rPr>
           <w:rFonts w:ascii="Consolas" w:hAnsi="Consolas"/>
+          <w:b w:val="0"/>
+          <w:i w:val="0"/>
           <w:sz w:val="19"/>
         </w:rPr>
         <w:t>POST /signup</w:t>
       </w:r>
       <w:r>
+        <w:rPr>
+          <w:b w:val="0"/>
+          <w:i w:val="0"/>
+        </w:rPr>
         <w:t>):</w:t>
       </w:r>
     </w:p>
@@ -1757,6 +2327,10 @@
         <w:pStyle w:val="ListBullet"/>
       </w:pPr>
       <w:r>
+        <w:rPr>
+          <w:b w:val="0"/>
+          <w:i w:val="0"/>
+        </w:rPr>
         <w:t>validates email format and an 8-char minimum password;</w:t>
       </w:r>
     </w:p>
@@ -1767,10 +2341,15 @@
       <w:r>
         <w:rPr>
           <w:b/>
+          <w:i w:val="0"/>
         </w:rPr>
         <w:t>already-verified email → 409</w:t>
       </w:r>
       <w:r>
+        <w:rPr>
+          <w:b w:val="0"/>
+          <w:i w:val="0"/>
+        </w:rPr>
         <w:t xml:space="preserve"> "sign in instead";</w:t>
       </w:r>
     </w:p>
@@ -1781,16 +2360,16 @@
       <w:r>
         <w:rPr>
           <w:b/>
+          <w:i w:val="0"/>
         </w:rPr>
         <w:t>existing-but-unverified email → reuses that row</w:t>
       </w:r>
       <w:r>
-        <w:t xml:space="preserve"> (refreshes password + token and</w:t>
-      </w:r>
-    </w:p>
-    <w:p>
-      <w:r>
-        <w:t>re-sends the email) instead of dead-ending — this covers "the first email never arrived";</w:t>
+        <w:rPr>
+          <w:b w:val="0"/>
+          <w:i w:val="0"/>
+        </w:rPr>
+        <w:t xml:space="preserve"> (refreshes password + token and re-sends the email) instead of dead-ending — this covers "the first email never arrived";</w:t>
       </w:r>
     </w:p>
     <w:p>
@@ -1798,40 +2377,56 @@
         <w:pStyle w:val="ListBullet"/>
       </w:pPr>
       <w:r>
+        <w:rPr>
+          <w:b w:val="0"/>
+          <w:i w:val="0"/>
+        </w:rPr>
         <w:t xml:space="preserve">hashes the password with </w:t>
       </w:r>
       <w:r>
         <w:rPr>
           <w:rFonts w:ascii="Consolas" w:hAnsi="Consolas"/>
+          <w:b w:val="0"/>
+          <w:i w:val="0"/>
           <w:sz w:val="19"/>
         </w:rPr>
         <w:t>bcrypt</w:t>
       </w:r>
       <w:r>
+        <w:rPr>
+          <w:b w:val="0"/>
+          <w:i w:val="0"/>
+        </w:rPr>
         <w:t xml:space="preserve"> (cost 12), stores a </w:t>
       </w:r>
       <w:r>
         <w:rPr>
           <w:b/>
+          <w:i w:val="0"/>
         </w:rPr>
         <w:t>hashed</w:t>
       </w:r>
       <w:r>
-        <w:t xml:space="preserve"> verification token</w:t>
-      </w:r>
-    </w:p>
-    <w:p>
-      <w:r>
-        <w:t xml:space="preserve">with a 24h expiry, and emails a link </w:t>
+        <w:rPr>
+          <w:b w:val="0"/>
+          <w:i w:val="0"/>
+        </w:rPr>
+        <w:t xml:space="preserve"> verification token with a 24h expiry, and emails a link </w:t>
       </w:r>
       <w:r>
         <w:rPr>
           <w:rFonts w:ascii="Consolas" w:hAnsi="Consolas"/>
+          <w:b w:val="0"/>
+          <w:i w:val="0"/>
           <w:sz w:val="19"/>
         </w:rPr>
         <w:t>${FRONTEND_URL}/verify-email?token=…</w:t>
       </w:r>
       <w:r>
+        <w:rPr>
+          <w:b w:val="0"/>
+          <w:i w:val="0"/>
+        </w:rPr>
         <w:t xml:space="preserve"> via Microsoft Graph;</w:t>
       </w:r>
     </w:p>
@@ -1840,21 +2435,25 @@
         <w:pStyle w:val="ListBullet"/>
       </w:pPr>
       <w:r>
+        <w:rPr>
+          <w:b w:val="0"/>
+          <w:i w:val="0"/>
+        </w:rPr>
         <w:t xml:space="preserve">if the email </w:t>
       </w:r>
       <w:r>
         <w:rPr>
           <w:b/>
+          <w:i w:val="0"/>
         </w:rPr>
         <w:t>fails to send</w:t>
       </w:r>
       <w:r>
-        <w:t>, a brand-new row is rolled back (an account that can</w:t>
-      </w:r>
-    </w:p>
-    <w:p>
-      <w:r>
-        <w:t>never be verified is worse than none);</w:t>
+        <w:rPr>
+          <w:b w:val="0"/>
+          <w:i w:val="0"/>
+        </w:rPr>
+        <w:t>, a brand-new row is rolled back (an account that can never be verified is worse than none);</w:t>
       </w:r>
     </w:p>
     <w:p>
@@ -1862,41 +2461,67 @@
         <w:pStyle w:val="ListBullet"/>
       </w:pPr>
       <w:r>
+        <w:rPr>
+          <w:b w:val="0"/>
+          <w:i w:val="0"/>
+        </w:rPr>
         <w:t xml:space="preserve">responds </w:t>
       </w:r>
       <w:r>
         <w:rPr>
           <w:rFonts w:ascii="Consolas" w:hAnsi="Consolas"/>
+          <w:b w:val="0"/>
+          <w:i w:val="0"/>
           <w:sz w:val="19"/>
         </w:rPr>
         <w:t>201</w:t>
       </w:r>
       <w:r>
+        <w:rPr>
+          <w:b w:val="0"/>
+          <w:i w:val="0"/>
+        </w:rPr>
         <w:t>/</w:t>
       </w:r>
       <w:r>
         <w:rPr>
           <w:rFonts w:ascii="Consolas" w:hAnsi="Consolas"/>
+          <w:b w:val="0"/>
+          <w:i w:val="0"/>
           <w:sz w:val="19"/>
         </w:rPr>
         <w:t>200</w:t>
       </w:r>
       <w:r>
+        <w:rPr>
+          <w:b w:val="0"/>
+          <w:i w:val="0"/>
+        </w:rPr>
         <w:t xml:space="preserve"> with a "check your email" message.</w:t>
       </w:r>
     </w:p>
     <w:p>
       <w:r>
+        <w:rPr>
+          <w:b w:val="0"/>
+          <w:i w:val="0"/>
+        </w:rPr>
         <w:t xml:space="preserve">If </w:t>
       </w:r>
       <w:r>
         <w:rPr>
           <w:rFonts w:ascii="Consolas" w:hAnsi="Consolas"/>
+          <w:b w:val="0"/>
+          <w:i w:val="0"/>
           <w:sz w:val="19"/>
         </w:rPr>
         <w:t>EMAIL_VERIFICATION_REQUIRED=false</w:t>
       </w:r>
       <w:r>
+        <w:rPr>
+          <w:b w:val="0"/>
+          <w:i w:val="0"/>
+        </w:rPr>
         <w:t xml:space="preserve"> (local dev), new accounts are created pre-verified and no email is sent.</w:t>
       </w:r>
     </w:p>
@@ -1911,9 +2536,13 @@
     </w:p>
     <w:p>
       <w:r>
+        <w:rPr>
+          <w:b w:val="0"/>
+          <w:i w:val="0"/>
+        </w:rPr>
         <w:t xml:space="preserve">Landing page: </w:t>
       </w:r>
-      <w:hyperlink r:id="rId12">
+      <w:hyperlink r:id="rId13">
         <w:r>
           <w:rPr>
             <w:color w:val="0563C1"/>
@@ -1923,16 +2552,26 @@
         </w:r>
       </w:hyperlink>
       <w:r>
+        <w:rPr>
+          <w:b w:val="0"/>
+          <w:i w:val="0"/>
+        </w:rPr>
         <w:t xml:space="preserve"> · route </w:t>
       </w:r>
       <w:r>
         <w:rPr>
           <w:rFonts w:ascii="Consolas" w:hAnsi="Consolas"/>
+          <w:b w:val="0"/>
+          <w:i w:val="0"/>
           <w:sz w:val="19"/>
         </w:rPr>
         <w:t>/verify-email?token=…</w:t>
       </w:r>
       <w:r>
+        <w:rPr>
+          <w:b w:val="0"/>
+          <w:i w:val="0"/>
+        </w:rPr>
         <w:t>.</w:t>
       </w:r>
     </w:p>
@@ -1941,36 +2580,58 @@
         <w:pStyle w:val="ListBullet"/>
       </w:pPr>
       <w:r>
+        <w:rPr>
+          <w:b w:val="0"/>
+          <w:i w:val="0"/>
+        </w:rPr>
         <w:t xml:space="preserve">With a </w:t>
       </w:r>
       <w:r>
         <w:rPr>
           <w:rFonts w:ascii="Consolas" w:hAnsi="Consolas"/>
+          <w:b w:val="0"/>
+          <w:i w:val="0"/>
           <w:sz w:val="19"/>
         </w:rPr>
         <w:t>token</w:t>
       </w:r>
       <w:r>
+        <w:rPr>
+          <w:b w:val="0"/>
+          <w:i w:val="0"/>
+        </w:rPr>
         <w:t xml:space="preserve"> in the URL it calls </w:t>
       </w:r>
       <w:r>
         <w:rPr>
           <w:rFonts w:ascii="Consolas" w:hAnsi="Consolas"/>
+          <w:b w:val="0"/>
+          <w:i w:val="0"/>
           <w:sz w:val="19"/>
         </w:rPr>
         <w:t>verifyEmail(token)</w:t>
       </w:r>
       <w:r>
+        <w:rPr>
+          <w:b w:val="0"/>
+          <w:i w:val="0"/>
+        </w:rPr>
         <w:t xml:space="preserve"> → </w:t>
       </w:r>
       <w:r>
         <w:rPr>
           <w:rFonts w:ascii="Consolas" w:hAnsi="Consolas"/>
+          <w:b w:val="0"/>
+          <w:i w:val="0"/>
           <w:sz w:val="19"/>
         </w:rPr>
         <w:t>POST /api/verify-email</w:t>
       </w:r>
       <w:r>
+        <w:rPr>
+          <w:b w:val="0"/>
+          <w:i w:val="0"/>
+        </w:rPr>
         <w:t>.</w:t>
       </w:r>
     </w:p>
@@ -1981,40 +2642,59 @@
       <w:r>
         <w:rPr>
           <w:b/>
+          <w:i w:val="0"/>
         </w:rPr>
         <w:t>Server</w:t>
       </w:r>
       <w:r>
+        <w:rPr>
+          <w:b w:val="0"/>
+          <w:i w:val="0"/>
+        </w:rPr>
         <w:t xml:space="preserve"> hashes the token, finds the matching </w:t>
       </w:r>
       <w:r>
         <w:rPr>
           <w:b/>
+          <w:i w:val="0"/>
         </w:rPr>
         <w:t>unexpired</w:t>
       </w:r>
       <w:r>
-        <w:t xml:space="preserve"> user, sets</w:t>
-      </w:r>
-    </w:p>
-    <w:p>
+        <w:rPr>
+          <w:b w:val="0"/>
+          <w:i w:val="0"/>
+        </w:rPr>
+        <w:t xml:space="preserve"> user, sets </w:t>
+      </w:r>
       <w:r>
         <w:rPr>
           <w:rFonts w:ascii="Consolas" w:hAnsi="Consolas"/>
+          <w:b w:val="0"/>
+          <w:i w:val="0"/>
           <w:sz w:val="19"/>
         </w:rPr>
         <w:t>emailVerifiedAt</w:t>
       </w:r>
       <w:r>
+        <w:rPr>
+          <w:b w:val="0"/>
+          <w:i w:val="0"/>
+        </w:rPr>
         <w:t xml:space="preserve">, clears the token, </w:t>
       </w:r>
       <w:r>
         <w:rPr>
           <w:b/>
+          <w:i w:val="0"/>
         </w:rPr>
         <w:t>and logs them in</w:t>
       </w:r>
       <w:r>
+        <w:rPr>
+          <w:b w:val="0"/>
+          <w:i w:val="0"/>
+        </w:rPr>
         <w:t xml:space="preserve"> (sets the same session cookies as login) — so verifying flows straight into the app.</w:t>
       </w:r>
     </w:p>
@@ -2025,30 +2705,47 @@
       <w:r>
         <w:rPr>
           <w:b/>
+          <w:i w:val="0"/>
         </w:rPr>
         <w:t>Frontend</w:t>
       </w:r>
       <w:r>
+        <w:rPr>
+          <w:b w:val="0"/>
+          <w:i w:val="0"/>
+        </w:rPr>
         <w:t xml:space="preserve"> runs </w:t>
       </w:r>
       <w:r>
         <w:rPr>
           <w:rFonts w:ascii="Consolas" w:hAnsi="Consolas"/>
+          <w:b w:val="0"/>
+          <w:i w:val="0"/>
           <w:sz w:val="19"/>
         </w:rPr>
         <w:t>establishSession(...)</w:t>
       </w:r>
       <w:r>
+        <w:rPr>
+          <w:b w:val="0"/>
+          <w:i w:val="0"/>
+        </w:rPr>
         <w:t xml:space="preserve"> on success and </w:t>
       </w:r>
       <w:r>
         <w:rPr>
           <w:rFonts w:ascii="Consolas" w:hAnsi="Consolas"/>
+          <w:b w:val="0"/>
+          <w:i w:val="0"/>
           <w:sz w:val="19"/>
         </w:rPr>
         <w:t>history.replace("/")</w:t>
       </w:r>
       <w:r>
+        <w:rPr>
+          <w:b w:val="0"/>
+          <w:i w:val="0"/>
+        </w:rPr>
         <w:t>.</w:t>
       </w:r>
     </w:p>
@@ -2057,54 +2754,79 @@
         <w:pStyle w:val="ListBullet"/>
       </w:pPr>
       <w:r>
+        <w:rPr>
+          <w:b w:val="0"/>
+          <w:i w:val="0"/>
+        </w:rPr>
         <w:t xml:space="preserve">Without a token the page shows a "check your email" state with a </w:t>
       </w:r>
       <w:r>
         <w:rPr>
           <w:b/>
+          <w:i w:val="0"/>
         </w:rPr>
         <w:t>resend</w:t>
       </w:r>
       <w:r>
-        <w:t xml:space="preserve"> form</w:t>
+        <w:rPr>
+          <w:b w:val="0"/>
+          <w:i w:val="0"/>
+        </w:rPr>
+        <w:t xml:space="preserve"> form (</w:t>
+      </w:r>
+      <w:r>
+        <w:rPr>
+          <w:rFonts w:ascii="Consolas" w:hAnsi="Consolas"/>
+          <w:b w:val="0"/>
+          <w:i w:val="0"/>
+          <w:sz w:val="19"/>
+        </w:rPr>
+        <w:t>resendVerification(email)</w:t>
+      </w:r>
+      <w:r>
+        <w:rPr>
+          <w:b w:val="0"/>
+          <w:i w:val="0"/>
+        </w:rPr>
+        <w:t xml:space="preserve"> → </w:t>
+      </w:r>
+      <w:r>
+        <w:rPr>
+          <w:rFonts w:ascii="Consolas" w:hAnsi="Consolas"/>
+          <w:b w:val="0"/>
+          <w:i w:val="0"/>
+          <w:sz w:val="19"/>
+        </w:rPr>
+        <w:t>POST /api/resend-verification</w:t>
+      </w:r>
+      <w:r>
+        <w:rPr>
+          <w:b w:val="0"/>
+          <w:i w:val="0"/>
+        </w:rPr>
+        <w:t>).</w:t>
       </w:r>
     </w:p>
     <w:p>
       <w:r>
-        <w:t>(</w:t>
-      </w:r>
-      <w:r>
-        <w:rPr>
-          <w:rFonts w:ascii="Consolas" w:hAnsi="Consolas"/>
-          <w:sz w:val="19"/>
-        </w:rPr>
-        <w:t>resendVerification(email)</w:t>
-      </w:r>
-      <w:r>
-        <w:t xml:space="preserve"> → </w:t>
-      </w:r>
-      <w:r>
-        <w:rPr>
-          <w:rFonts w:ascii="Consolas" w:hAnsi="Consolas"/>
-          <w:sz w:val="19"/>
-        </w:rPr>
-        <w:t>POST /api/resend-verification</w:t>
-      </w:r>
-      <w:r>
-        <w:t>).</w:t>
-      </w:r>
-    </w:p>
-    <w:p>
-      <w:r>
+        <w:rPr>
+          <w:b w:val="0"/>
+          <w:i w:val="0"/>
+        </w:rPr>
         <w:t xml:space="preserve">Both signup and resend responses are deliberately </w:t>
       </w:r>
       <w:r>
         <w:rPr>
           <w:b/>
+          <w:i w:val="0"/>
         </w:rPr>
         <w:t>generic</w:t>
       </w:r>
       <w:r>
+        <w:rPr>
+          <w:b w:val="0"/>
+          <w:i w:val="0"/>
+        </w:rPr>
         <w:t xml:space="preserve"> ("if that email exists…") so the endpoint can't be used to enumerate which emails are registered.</w:t>
       </w:r>
     </w:p>
@@ -2124,13 +2846,18 @@
       <w:r>
         <w:rPr>
           <w:b/>
+          <w:i w:val="0"/>
         </w:rPr>
         <w:t>Forgot:</w:t>
       </w:r>
       <w:r>
+        <w:rPr>
+          <w:b w:val="0"/>
+          <w:i w:val="0"/>
+        </w:rPr>
         <w:t xml:space="preserve"> </w:t>
       </w:r>
-      <w:hyperlink r:id="rId13">
+      <w:hyperlink r:id="rId14">
         <w:r>
           <w:rPr>
             <w:color w:val="0563C1"/>
@@ -2140,47 +2867,72 @@
         </w:r>
       </w:hyperlink>
       <w:r>
-        <w:t xml:space="preserve"> →</w:t>
-      </w:r>
-    </w:p>
-    <w:p>
+        <w:rPr>
+          <w:b w:val="0"/>
+          <w:i w:val="0"/>
+        </w:rPr>
+        <w:t xml:space="preserve"> → </w:t>
+      </w:r>
       <w:r>
         <w:rPr>
           <w:rFonts w:ascii="Consolas" w:hAnsi="Consolas"/>
+          <w:b w:val="0"/>
+          <w:i w:val="0"/>
           <w:sz w:val="19"/>
         </w:rPr>
         <w:t>forgotPassword(email)</w:t>
       </w:r>
       <w:r>
+        <w:rPr>
+          <w:b w:val="0"/>
+          <w:i w:val="0"/>
+        </w:rPr>
         <w:t xml:space="preserve"> → </w:t>
       </w:r>
       <w:r>
         <w:rPr>
           <w:rFonts w:ascii="Consolas" w:hAnsi="Consolas"/>
+          <w:b w:val="0"/>
+          <w:i w:val="0"/>
           <w:sz w:val="19"/>
         </w:rPr>
         <w:t>POST /api/forgot-password</w:t>
       </w:r>
       <w:r>
+        <w:rPr>
+          <w:b w:val="0"/>
+          <w:i w:val="0"/>
+        </w:rPr>
         <w:t xml:space="preserve">. The server always returns the same generic message (no user enumeration); if the email exists </w:t>
       </w:r>
       <w:r>
         <w:rPr>
           <w:b/>
+          <w:i w:val="0"/>
         </w:rPr>
         <w:t>and is verified</w:t>
       </w:r>
       <w:r>
+        <w:rPr>
+          <w:b w:val="0"/>
+          <w:i w:val="0"/>
+        </w:rPr>
         <w:t xml:space="preserve"> it stores a hashed reset token (1h expiry) and emails </w:t>
       </w:r>
       <w:r>
         <w:rPr>
           <w:rFonts w:ascii="Consolas" w:hAnsi="Consolas"/>
+          <w:b w:val="0"/>
+          <w:i w:val="0"/>
           <w:sz w:val="19"/>
         </w:rPr>
         <w:t>${FRONTEND_URL}/reset-password?token=…</w:t>
       </w:r>
       <w:r>
+        <w:rPr>
+          <w:b w:val="0"/>
+          <w:i w:val="0"/>
+        </w:rPr>
         <w:t>.</w:t>
       </w:r>
     </w:p>
@@ -2191,13 +2943,18 @@
       <w:r>
         <w:rPr>
           <w:b/>
+          <w:i w:val="0"/>
         </w:rPr>
         <w:t>Reset:</w:t>
       </w:r>
       <w:r>
+        <w:rPr>
+          <w:b w:val="0"/>
+          <w:i w:val="0"/>
+        </w:rPr>
         <w:t xml:space="preserve"> </w:t>
       </w:r>
-      <w:hyperlink r:id="rId14">
+      <w:hyperlink r:id="rId15">
         <w:r>
           <w:rPr>
             <w:color w:val="0563C1"/>
@@ -2207,28 +2964,42 @@
         </w:r>
       </w:hyperlink>
       <w:r>
-        <w:t xml:space="preserve"> →</w:t>
-      </w:r>
-    </w:p>
-    <w:p>
+        <w:rPr>
+          <w:b w:val="0"/>
+          <w:i w:val="0"/>
+        </w:rPr>
+        <w:t xml:space="preserve"> → </w:t>
+      </w:r>
       <w:r>
         <w:rPr>
           <w:rFonts w:ascii="Consolas" w:hAnsi="Consolas"/>
+          <w:b w:val="0"/>
+          <w:i w:val="0"/>
           <w:sz w:val="19"/>
         </w:rPr>
         <w:t>resetPassword({ token, password })</w:t>
       </w:r>
       <w:r>
+        <w:rPr>
+          <w:b w:val="0"/>
+          <w:i w:val="0"/>
+        </w:rPr>
         <w:t xml:space="preserve"> → </w:t>
       </w:r>
       <w:r>
         <w:rPr>
           <w:rFonts w:ascii="Consolas" w:hAnsi="Consolas"/>
+          <w:b w:val="0"/>
+          <w:i w:val="0"/>
           <w:sz w:val="19"/>
         </w:rPr>
         <w:t>POST /api/reset-password</w:t>
       </w:r>
       <w:r>
+        <w:rPr>
+          <w:b w:val="0"/>
+          <w:i w:val="0"/>
+        </w:rPr>
         <w:t>. Validates the unexpired token, hashes and stores the new password, and clears the token. The user then signs in normally.</w:t>
       </w:r>
     </w:p>
@@ -2243,15 +3014,24 @@
     </w:p>
     <w:p>
       <w:r>
+        <w:rPr>
+          <w:b w:val="0"/>
+          <w:i w:val="0"/>
+        </w:rPr>
         <w:t xml:space="preserve">Every data/API call carries auth </w:t>
       </w:r>
       <w:r>
         <w:rPr>
           <w:b/>
+          <w:i w:val="0"/>
         </w:rPr>
         <w:t>two ways</w:t>
       </w:r>
       <w:r>
+        <w:rPr>
+          <w:b w:val="0"/>
+          <w:i w:val="0"/>
+        </w:rPr>
         <w:t>, and the middleware accepts either:</w:t>
       </w:r>
     </w:p>
@@ -2262,48 +3042,66 @@
       <w:r>
         <w:rPr>
           <w:b/>
+          <w:i w:val="0"/>
         </w:rPr>
         <w:t>Cookie:</w:t>
       </w:r>
       <w:r>
+        <w:rPr>
+          <w:b w:val="0"/>
+          <w:i w:val="0"/>
+        </w:rPr>
         <w:t xml:space="preserve"> the httpOnly </w:t>
       </w:r>
       <w:r>
         <w:rPr>
           <w:rFonts w:ascii="Consolas" w:hAnsi="Consolas"/>
+          <w:b w:val="0"/>
+          <w:i w:val="0"/>
           <w:sz w:val="19"/>
         </w:rPr>
         <w:t>auth_token</w:t>
       </w:r>
       <w:r>
+        <w:rPr>
+          <w:b w:val="0"/>
+          <w:i w:val="0"/>
+        </w:rPr>
         <w:t>/</w:t>
       </w:r>
       <w:r>
         <w:rPr>
           <w:rFonts w:ascii="Consolas" w:hAnsi="Consolas"/>
+          <w:b w:val="0"/>
+          <w:i w:val="0"/>
           <w:sz w:val="19"/>
         </w:rPr>
         <w:t>AccessToken</w:t>
       </w:r>
       <w:r>
-        <w:t xml:space="preserve"> rides along automatically because</w:t>
-      </w:r>
-    </w:p>
-    <w:p>
-      <w:r>
-        <w:t xml:space="preserve">the frontend uses </w:t>
+        <w:rPr>
+          <w:b w:val="0"/>
+          <w:i w:val="0"/>
+        </w:rPr>
+        <w:t xml:space="preserve"> rides along automatically because the frontend uses </w:t>
       </w:r>
       <w:r>
         <w:rPr>
           <w:rFonts w:ascii="Consolas" w:hAnsi="Consolas"/>
+          <w:b w:val="0"/>
+          <w:i w:val="0"/>
           <w:sz w:val="19"/>
         </w:rPr>
         <w:t>withCredentials: true</w:t>
       </w:r>
       <w:r>
+        <w:rPr>
+          <w:b w:val="0"/>
+          <w:i w:val="0"/>
+        </w:rPr>
         <w:t xml:space="preserve"> (axios, </w:t>
       </w:r>
-      <w:hyperlink r:id="rId31">
+      <w:hyperlink r:id="rId33">
         <w:r>
           <w:rPr>
             <w:color w:val="0563C1"/>
@@ -2313,16 +3111,26 @@
         </w:r>
       </w:hyperlink>
       <w:r>
+        <w:rPr>
+          <w:b w:val="0"/>
+          <w:i w:val="0"/>
+        </w:rPr>
         <w:t xml:space="preserve">) / </w:t>
       </w:r>
       <w:r>
         <w:rPr>
           <w:rFonts w:ascii="Consolas" w:hAnsi="Consolas"/>
+          <w:b w:val="0"/>
+          <w:i w:val="0"/>
           <w:sz w:val="19"/>
         </w:rPr>
         <w:t>credentials: "include"</w:t>
       </w:r>
       <w:r>
+        <w:rPr>
+          <w:b w:val="0"/>
+          <w:i w:val="0"/>
+        </w:rPr>
         <w:t xml:space="preserve"> (fetch).</w:t>
       </w:r>
     </w:p>
@@ -2333,15 +3141,18 @@
       <w:r>
         <w:rPr>
           <w:b/>
+          <w:i w:val="0"/>
         </w:rPr>
         <w:t>Bearer header:</w:t>
       </w:r>
       <w:r>
-        <w:t xml:space="preserve"> the axios instance also reads a token via</w:t>
-      </w:r>
-    </w:p>
-    <w:p>
-      <w:hyperlink r:id="rId22">
+        <w:rPr>
+          <w:b w:val="0"/>
+          <w:i w:val="0"/>
+        </w:rPr>
+        <w:t xml:space="preserve"> the axios instance also reads a token via </w:t>
+      </w:r>
+      <w:hyperlink r:id="rId23">
         <w:r>
           <w:rPr>
             <w:color w:val="0563C1"/>
@@ -2351,46 +3162,74 @@
         </w:r>
       </w:hyperlink>
       <w:r>
+        <w:rPr>
+          <w:b w:val="0"/>
+          <w:i w:val="0"/>
+        </w:rPr>
         <w:t xml:space="preserve"> (</w:t>
       </w:r>
       <w:r>
         <w:rPr>
           <w:rFonts w:ascii="Consolas" w:hAnsi="Consolas"/>
+          <w:b w:val="0"/>
+          <w:i w:val="0"/>
           <w:sz w:val="19"/>
         </w:rPr>
         <w:t>getAuthToken()</w:t>
       </w:r>
       <w:r>
+        <w:rPr>
+          <w:b w:val="0"/>
+          <w:i w:val="0"/>
+        </w:rPr>
         <w:t xml:space="preserve"> — the readable </w:t>
       </w:r>
       <w:r>
         <w:rPr>
           <w:rFonts w:ascii="Consolas" w:hAnsi="Consolas"/>
+          <w:b w:val="0"/>
+          <w:i w:val="0"/>
           <w:sz w:val="19"/>
         </w:rPr>
         <w:t>AccessToken</w:t>
       </w:r>
       <w:r>
+        <w:rPr>
+          <w:b w:val="0"/>
+          <w:i w:val="0"/>
+        </w:rPr>
         <w:t xml:space="preserve"> cookie, or the token embedded in </w:t>
       </w:r>
       <w:r>
         <w:rPr>
           <w:rFonts w:ascii="Consolas" w:hAnsi="Consolas"/>
+          <w:b w:val="0"/>
+          <w:i w:val="0"/>
           <w:sz w:val="19"/>
         </w:rPr>
         <w:t>allUserInfo</w:t>
       </w:r>
       <w:r>
+        <w:rPr>
+          <w:b w:val="0"/>
+          <w:i w:val="0"/>
+        </w:rPr>
         <w:t xml:space="preserve">) and sets </w:t>
       </w:r>
       <w:r>
         <w:rPr>
           <w:rFonts w:ascii="Consolas" w:hAnsi="Consolas"/>
+          <w:b w:val="0"/>
+          <w:i w:val="0"/>
           <w:sz w:val="19"/>
         </w:rPr>
         <w:t>Authorization: Bearer &lt;jwt&gt;</w:t>
       </w:r>
       <w:r>
+        <w:rPr>
+          <w:b w:val="0"/>
+          <w:i w:val="0"/>
+        </w:rPr>
         <w:t>.</w:t>
       </w:r>
     </w:p>
@@ -2398,13 +3237,18 @@
       <w:r>
         <w:rPr>
           <w:b/>
+          <w:i w:val="0"/>
         </w:rPr>
         <w:t>Server</w:t>
       </w:r>
       <w:r>
+        <w:rPr>
+          <w:b w:val="0"/>
+          <w:i w:val="0"/>
+        </w:rPr>
         <w:t xml:space="preserve"> </w:t>
       </w:r>
-      <w:hyperlink r:id="rId25">
+      <w:hyperlink r:id="rId27">
         <w:r>
           <w:rPr>
             <w:color w:val="0563C1"/>
@@ -2414,64 +3258,102 @@
         </w:r>
       </w:hyperlink>
       <w:r>
+        <w:rPr>
+          <w:b w:val="0"/>
+          <w:i w:val="0"/>
+        </w:rPr>
         <w:t xml:space="preserve"> checks the </w:t>
       </w:r>
       <w:r>
         <w:rPr>
           <w:rFonts w:ascii="Consolas" w:hAnsi="Consolas"/>
+          <w:b w:val="0"/>
+          <w:i w:val="0"/>
           <w:sz w:val="19"/>
         </w:rPr>
         <w:t>Authorization: Bearer</w:t>
       </w:r>
       <w:r>
+        <w:rPr>
+          <w:b w:val="0"/>
+          <w:i w:val="0"/>
+        </w:rPr>
         <w:t xml:space="preserve"> header </w:t>
       </w:r>
       <w:r>
         <w:rPr>
           <w:b/>
+          <w:i w:val="0"/>
         </w:rPr>
         <w:t>first</w:t>
       </w:r>
       <w:r>
+        <w:rPr>
+          <w:b w:val="0"/>
+          <w:i w:val="0"/>
+        </w:rPr>
         <w:t xml:space="preserve">, then falls back to parsing the cookie by hand (no cookie-parser dependency). It </w:t>
       </w:r>
       <w:r>
         <w:rPr>
           <w:rFonts w:ascii="Consolas" w:hAnsi="Consolas"/>
+          <w:b w:val="0"/>
+          <w:i w:val="0"/>
           <w:sz w:val="19"/>
         </w:rPr>
         <w:t>jwt.verify</w:t>
       </w:r>
       <w:r>
+        <w:rPr>
+          <w:b w:val="0"/>
+          <w:i w:val="0"/>
+        </w:rPr>
         <w:t xml:space="preserve">s against </w:t>
       </w:r>
       <w:r>
         <w:rPr>
           <w:rFonts w:ascii="Consolas" w:hAnsi="Consolas"/>
+          <w:b w:val="0"/>
+          <w:i w:val="0"/>
           <w:sz w:val="19"/>
         </w:rPr>
         <w:t>JWT_SECRET</w:t>
       </w:r>
       <w:r>
+        <w:rPr>
+          <w:b w:val="0"/>
+          <w:i w:val="0"/>
+        </w:rPr>
         <w:t xml:space="preserve"> and sets </w:t>
       </w:r>
       <w:r>
         <w:rPr>
           <w:rFonts w:ascii="Consolas" w:hAnsi="Consolas"/>
+          <w:b w:val="0"/>
+          <w:i w:val="0"/>
           <w:sz w:val="19"/>
         </w:rPr>
         <w:t>req.user = { id }</w:t>
       </w:r>
       <w:r>
+        <w:rPr>
+          <w:b w:val="0"/>
+          <w:i w:val="0"/>
+        </w:rPr>
         <w:t xml:space="preserve">. Anything invalid/expired → </w:t>
       </w:r>
       <w:r>
         <w:rPr>
           <w:b/>
+          <w:i w:val="0"/>
         </w:rPr>
         <w:t>401</w:t>
       </w:r>
       <w:r>
+        <w:rPr>
+          <w:b w:val="0"/>
+          <w:i w:val="0"/>
+        </w:rPr>
         <w:t>.</w:t>
       </w:r>
     </w:p>
@@ -2479,39 +3361,88 @@
       <w:r>
         <w:rPr>
           <w:b/>
+          <w:i w:val="0"/>
         </w:rPr>
         <w:t>Session lifetime:</w:t>
       </w:r>
       <w:r>
+        <w:rPr>
+          <w:b w:val="0"/>
+          <w:i w:val="0"/>
+        </w:rPr>
         <w:t xml:space="preserve"> the access token is valid </w:t>
       </w:r>
       <w:r>
         <w:rPr>
           <w:b/>
+          <w:i w:val="0"/>
         </w:rPr>
         <w:t>24h</w:t>
       </w:r>
       <w:r>
+        <w:rPr>
+          <w:b w:val="0"/>
+          <w:i w:val="0"/>
+        </w:rPr>
         <w:t xml:space="preserve">; there's a 30-day refresh cookie but </w:t>
       </w:r>
       <w:r>
         <w:rPr>
           <w:b/>
+          <w:i w:val="0"/>
         </w:rPr>
         <w:t>no refresh endpoint is wired up</w:t>
       </w:r>
       <w:r>
+        <w:rPr>
+          <w:b w:val="0"/>
+          <w:i w:val="0"/>
+        </w:rPr>
         <w:t xml:space="preserve">, so in practice a session lasts until the 24h access token expires or the cookie is cleared — after which the user re-logs in. A 401 from </w:t>
       </w:r>
       <w:r>
         <w:rPr>
           <w:rFonts w:ascii="Consolas" w:hAnsi="Consolas"/>
+          <w:b w:val="0"/>
+          <w:i w:val="0"/>
           <w:sz w:val="19"/>
         </w:rPr>
         <w:t>authMiddleware</w:t>
       </w:r>
       <w:r>
-        <w:t xml:space="preserve"> means "token missing/expired/invalid" (a *session* problem), which is different from a 500 (a *database* problem — see ARCHITECTURE.md).</w:t>
+        <w:rPr>
+          <w:b w:val="0"/>
+          <w:i w:val="0"/>
+        </w:rPr>
+        <w:t xml:space="preserve"> means "token missing/expired/invalid" (a </w:t>
+      </w:r>
+      <w:r>
+        <w:rPr>
+          <w:b w:val="0"/>
+          <w:i/>
+        </w:rPr>
+        <w:t>session</w:t>
+      </w:r>
+      <w:r>
+        <w:rPr>
+          <w:b w:val="0"/>
+          <w:i w:val="0"/>
+        </w:rPr>
+        <w:t xml:space="preserve"> problem), which is different from a 500 (a </w:t>
+      </w:r>
+      <w:r>
+        <w:rPr>
+          <w:b w:val="0"/>
+          <w:i/>
+        </w:rPr>
+        <w:t>database</w:t>
+      </w:r>
+      <w:r>
+        <w:rPr>
+          <w:b w:val="0"/>
+          <w:i w:val="0"/>
+        </w:rPr>
+        <w:t xml:space="preserve"> problem — see ARCHITECTURE.md).</w:t>
       </w:r>
     </w:p>
     <w:p>
@@ -2524,6 +3455,10 @@
     </w:p>
     <w:p>
       <w:r>
+        <w:rPr>
+          <w:b w:val="0"/>
+          <w:i w:val="0"/>
+        </w:rPr>
         <w:t>The frontend (Vercel) and auth-server (Render) are different origins, so the session cookie is cross-domain. Three things must all be true or the browser silently drops it:</w:t>
       </w:r>
     </w:p>
@@ -2534,62 +3469,95 @@
       <w:r>
         <w:rPr>
           <w:b/>
+          <w:i w:val="0"/>
         </w:rPr>
         <w:t>Server:</w:t>
       </w:r>
       <w:r>
+        <w:rPr>
+          <w:b w:val="0"/>
+          <w:i w:val="0"/>
+        </w:rPr>
         <w:t xml:space="preserve"> </w:t>
       </w:r>
       <w:r>
         <w:rPr>
           <w:rFonts w:ascii="Consolas" w:hAnsi="Consolas"/>
+          <w:b w:val="0"/>
+          <w:i w:val="0"/>
           <w:sz w:val="19"/>
         </w:rPr>
         <w:t>NODE_ENV=production</w:t>
       </w:r>
       <w:r>
+        <w:rPr>
+          <w:b w:val="0"/>
+          <w:i w:val="0"/>
+        </w:rPr>
         <w:t xml:space="preserve"> → cookies set </w:t>
       </w:r>
       <w:r>
         <w:rPr>
           <w:rFonts w:ascii="Consolas" w:hAnsi="Consolas"/>
+          <w:b w:val="0"/>
+          <w:i w:val="0"/>
           <w:sz w:val="19"/>
         </w:rPr>
         <w:t>Secure</w:t>
       </w:r>
       <w:r>
+        <w:rPr>
+          <w:b w:val="0"/>
+          <w:i w:val="0"/>
+        </w:rPr>
         <w:t xml:space="preserve"> + </w:t>
       </w:r>
       <w:r>
         <w:rPr>
           <w:rFonts w:ascii="Consolas" w:hAnsi="Consolas"/>
+          <w:b w:val="0"/>
+          <w:i w:val="0"/>
           <w:sz w:val="19"/>
         </w:rPr>
         <w:t>SameSite=None</w:t>
       </w:r>
-    </w:p>
-    <w:p>
-      <w:r>
-        <w:t>(</w:t>
+      <w:r>
+        <w:rPr>
+          <w:b w:val="0"/>
+          <w:i w:val="0"/>
+        </w:rPr>
+        <w:t xml:space="preserve"> (</w:t>
       </w:r>
       <w:r>
         <w:rPr>
           <w:rFonts w:ascii="Consolas" w:hAnsi="Consolas"/>
+          <w:b w:val="0"/>
+          <w:i w:val="0"/>
           <w:sz w:val="19"/>
         </w:rPr>
         <w:t>buildCookieOptions</w:t>
       </w:r>
       <w:r>
+        <w:rPr>
+          <w:b w:val="0"/>
+          <w:i w:val="0"/>
+        </w:rPr>
         <w:t xml:space="preserve"> in authRoutes.js). Locally (http) it uses </w:t>
       </w:r>
       <w:r>
         <w:rPr>
           <w:rFonts w:ascii="Consolas" w:hAnsi="Consolas"/>
+          <w:b w:val="0"/>
+          <w:i w:val="0"/>
           <w:sz w:val="19"/>
         </w:rPr>
         <w:t>SameSite=Lax</w:t>
       </w:r>
       <w:r>
+        <w:rPr>
+          <w:b w:val="0"/>
+          <w:i w:val="0"/>
+        </w:rPr>
         <w:t>.</w:t>
       </w:r>
     </w:p>
@@ -2600,35 +3568,50 @@
       <w:r>
         <w:rPr>
           <w:b/>
+          <w:i w:val="0"/>
         </w:rPr>
         <w:t>Server CORS:</w:t>
       </w:r>
       <w:r>
+        <w:rPr>
+          <w:b w:val="0"/>
+          <w:i w:val="0"/>
+        </w:rPr>
         <w:t xml:space="preserve"> </w:t>
       </w:r>
       <w:r>
         <w:rPr>
           <w:rFonts w:ascii="Consolas" w:hAnsi="Consolas"/>
+          <w:b w:val="0"/>
+          <w:i w:val="0"/>
           <w:sz w:val="19"/>
         </w:rPr>
         <w:t>credentials: true</w:t>
       </w:r>
       <w:r>
+        <w:rPr>
+          <w:b w:val="0"/>
+          <w:i w:val="0"/>
+        </w:rPr>
         <w:t xml:space="preserve"> with the origin reflected from </w:t>
       </w:r>
       <w:r>
         <w:rPr>
           <w:rFonts w:ascii="Consolas" w:hAnsi="Consolas"/>
+          <w:b w:val="0"/>
+          <w:i w:val="0"/>
           <w:sz w:val="19"/>
         </w:rPr>
         <w:t>FRONTEND_URL</w:t>
       </w:r>
-    </w:p>
-    <w:p>
-      <w:r>
-        <w:t>(</w:t>
-      </w:r>
-      <w:hyperlink r:id="rId27">
+      <w:r>
+        <w:rPr>
+          <w:b w:val="0"/>
+          <w:i w:val="0"/>
+        </w:rPr>
+        <w:t xml:space="preserve"> (</w:t>
+      </w:r>
+      <w:hyperlink r:id="rId29">
         <w:r>
           <w:rPr>
             <w:color w:val="0563C1"/>
@@ -2638,6 +3621,10 @@
         </w:r>
       </w:hyperlink>
       <w:r>
+        <w:rPr>
+          <w:b w:val="0"/>
+          <w:i w:val="0"/>
+        </w:rPr>
         <w:t>).</w:t>
       </w:r>
     </w:p>
@@ -2648,55 +3635,88 @@
       <w:r>
         <w:rPr>
           <w:b/>
+          <w:i w:val="0"/>
         </w:rPr>
         <w:t>Client:</w:t>
       </w:r>
       <w:r>
+        <w:rPr>
+          <w:b w:val="0"/>
+          <w:i w:val="0"/>
+        </w:rPr>
         <w:t xml:space="preserve"> every auth call sends </w:t>
       </w:r>
       <w:r>
         <w:rPr>
           <w:rFonts w:ascii="Consolas" w:hAnsi="Consolas"/>
+          <w:b w:val="0"/>
+          <w:i w:val="0"/>
           <w:sz w:val="19"/>
         </w:rPr>
         <w:t>credentials: "include"</w:t>
       </w:r>
       <w:r>
+        <w:rPr>
+          <w:b w:val="0"/>
+          <w:i w:val="0"/>
+        </w:rPr>
         <w:t xml:space="preserve"> / </w:t>
       </w:r>
       <w:r>
         <w:rPr>
           <w:rFonts w:ascii="Consolas" w:hAnsi="Consolas"/>
+          <w:b w:val="0"/>
+          <w:i w:val="0"/>
           <w:sz w:val="19"/>
         </w:rPr>
         <w:t>withCredentials</w:t>
       </w:r>
       <w:r>
+        <w:rPr>
+          <w:b w:val="0"/>
+          <w:i w:val="0"/>
+        </w:rPr>
         <w:t>.</w:t>
       </w:r>
     </w:p>
     <w:p>
       <w:r>
+        <w:rPr>
+          <w:b w:val="0"/>
+          <w:i w:val="0"/>
+        </w:rPr>
         <w:t xml:space="preserve">If logins "succeed" but the user isn't actually signed in on the next page, this trio is almost always the culprit (usually </w:t>
       </w:r>
       <w:r>
         <w:rPr>
           <w:rFonts w:ascii="Consolas" w:hAnsi="Consolas"/>
+          <w:b w:val="0"/>
+          <w:i w:val="0"/>
           <w:sz w:val="19"/>
         </w:rPr>
         <w:t>NODE_ENV</w:t>
       </w:r>
       <w:r>
+        <w:rPr>
+          <w:b w:val="0"/>
+          <w:i w:val="0"/>
+        </w:rPr>
         <w:t xml:space="preserve"> not being </w:t>
       </w:r>
       <w:r>
         <w:rPr>
           <w:rFonts w:ascii="Consolas" w:hAnsi="Consolas"/>
+          <w:b w:val="0"/>
+          <w:i w:val="0"/>
           <w:sz w:val="19"/>
         </w:rPr>
         <w:t>production</w:t>
       </w:r>
       <w:r>
+        <w:rPr>
+          <w:b w:val="0"/>
+          <w:i w:val="0"/>
+        </w:rPr>
         <w:t>).</w:t>
       </w:r>
     </w:p>
@@ -2713,39 +3733,70 @@
       <w:r>
         <w:rPr>
           <w:b/>
-        </w:rPr>
-        <w:t>View — [ProfilePage.jsx](../cloudact-ui/src/pages/ProfilePage.jsx)</w:t>
-      </w:r>
-      <w:r>
+          <w:i w:val="0"/>
+        </w:rPr>
+        <w:t xml:space="preserve">View — </w:t>
+      </w:r>
+      <w:hyperlink r:id="rId16">
+        <w:r>
+          <w:rPr>
+            <w:color w:val="0563C1"/>
+            <w:u w:val="single"/>
+          </w:rPr>
+          <w:t>ProfilePage.jsx</w:t>
+        </w:r>
+      </w:hyperlink>
+      <w:r>
+        <w:rPr>
+          <w:b w:val="0"/>
+          <w:i w:val="0"/>
+        </w:rPr>
         <w:t xml:space="preserve"> (route </w:t>
       </w:r>
       <w:r>
         <w:rPr>
           <w:rFonts w:ascii="Consolas" w:hAnsi="Consolas"/>
+          <w:b w:val="0"/>
+          <w:i w:val="0"/>
           <w:sz w:val="19"/>
         </w:rPr>
         <w:t>/profile</w:t>
       </w:r>
       <w:r>
+        <w:rPr>
+          <w:b w:val="0"/>
+          <w:i w:val="0"/>
+        </w:rPr>
         <w:t xml:space="preserve">): a simple card showing </w:t>
       </w:r>
       <w:r>
         <w:rPr>
           <w:rFonts w:ascii="Consolas" w:hAnsi="Consolas"/>
+          <w:b w:val="0"/>
+          <w:i w:val="0"/>
           <w:sz w:val="19"/>
         </w:rPr>
         <w:t>getAllUserInfo().username</w:t>
       </w:r>
       <w:r>
+        <w:rPr>
+          <w:b w:val="0"/>
+          <w:i w:val="0"/>
+        </w:rPr>
         <w:t xml:space="preserve"> / province from the client cookies, with an </w:t>
       </w:r>
       <w:r>
         <w:rPr>
           <w:b/>
+          <w:i w:val="0"/>
         </w:rPr>
         <w:t>Edit Profile</w:t>
       </w:r>
       <w:r>
+        <w:rPr>
+          <w:b w:val="0"/>
+          <w:i w:val="0"/>
+        </w:rPr>
         <w:t xml:space="preserve"> link.</w:t>
       </w:r>
     </w:p>
@@ -2753,20 +3804,40 @@
       <w:r>
         <w:rPr>
           <w:b/>
-        </w:rPr>
-        <w:t>Edit — [ProfileEdit.jsx](../cloudact-ui/src/pages/ProfileEdit.jsx)</w:t>
-      </w:r>
-      <w:r>
+          <w:i w:val="0"/>
+        </w:rPr>
+        <w:t xml:space="preserve">Edit — </w:t>
+      </w:r>
+      <w:hyperlink r:id="rId17">
+        <w:r>
+          <w:rPr>
+            <w:color w:val="0563C1"/>
+            <w:u w:val="single"/>
+          </w:rPr>
+          <w:t>ProfileEdit.jsx</w:t>
+        </w:r>
+      </w:hyperlink>
+      <w:r>
+        <w:rPr>
+          <w:b w:val="0"/>
+          <w:i w:val="0"/>
+        </w:rPr>
         <w:t xml:space="preserve"> (route </w:t>
       </w:r>
       <w:r>
         <w:rPr>
           <w:rFonts w:ascii="Consolas" w:hAnsi="Consolas"/>
+          <w:b w:val="0"/>
+          <w:i w:val="0"/>
           <w:sz w:val="19"/>
         </w:rPr>
         <w:t>/profile/edit</w:t>
       </w:r>
       <w:r>
+        <w:rPr>
+          <w:b w:val="0"/>
+          <w:i w:val="0"/>
+        </w:rPr>
         <w:t>): the real profile management screen. It:</w:t>
       </w:r>
     </w:p>
@@ -2777,54 +3848,77 @@
       <w:r>
         <w:rPr>
           <w:b/>
+          <w:i w:val="0"/>
         </w:rPr>
         <w:t>Saves profile fields</w:t>
       </w:r>
       <w:r>
+        <w:rPr>
+          <w:b w:val="0"/>
+          <w:i w:val="0"/>
+        </w:rPr>
         <w:t xml:space="preserve"> via </w:t>
       </w:r>
       <w:r>
         <w:rPr>
           <w:rFonts w:ascii="Consolas" w:hAnsi="Consolas"/>
+          <w:b w:val="0"/>
+          <w:i w:val="0"/>
           <w:sz w:val="19"/>
         </w:rPr>
         <w:t>updateProfile(body)</w:t>
       </w:r>
       <w:r>
+        <w:rPr>
+          <w:b w:val="0"/>
+          <w:i w:val="0"/>
+        </w:rPr>
         <w:t xml:space="preserve"> → </w:t>
       </w:r>
       <w:r>
         <w:rPr>
           <w:rFonts w:ascii="Consolas" w:hAnsi="Consolas"/>
+          <w:b w:val="0"/>
+          <w:i w:val="0"/>
           <w:sz w:val="19"/>
         </w:rPr>
         <w:t>PUT /api/profile</w:t>
       </w:r>
       <w:r>
-        <w:t>. The server</w:t>
-      </w:r>
-    </w:p>
-    <w:p>
-      <w:r>
-        <w:t xml:space="preserve">does a </w:t>
+        <w:rPr>
+          <w:b w:val="0"/>
+          <w:i w:val="0"/>
+        </w:rPr>
+        <w:t xml:space="preserve">. The server does a </w:t>
       </w:r>
       <w:r>
         <w:rPr>
           <w:b/>
+          <w:i w:val="0"/>
         </w:rPr>
         <w:t>partial update</w:t>
       </w:r>
       <w:r>
+        <w:rPr>
+          <w:b w:val="0"/>
+          <w:i w:val="0"/>
+        </w:rPr>
         <w:t xml:space="preserve"> — it only writes columns the request actually carries, so a photo-only save (</w:t>
       </w:r>
       <w:r>
         <w:rPr>
           <w:rFonts w:ascii="Consolas" w:hAnsi="Consolas"/>
+          <w:b w:val="0"/>
+          <w:i w:val="0"/>
           <w:sz w:val="19"/>
         </w:rPr>
         <w:t>{ profilePic }</w:t>
       </w:r>
       <w:r>
+        <w:rPr>
+          <w:b w:val="0"/>
+          <w:i w:val="0"/>
+        </w:rPr>
         <w:t>) won't blank out name/phone/etc.</w:t>
       </w:r>
     </w:p>
@@ -2835,22 +3929,31 @@
       <w:r>
         <w:rPr>
           <w:b/>
+          <w:i w:val="0"/>
         </w:rPr>
         <w:t>After each save, mirrors the change into the client cookies</w:t>
       </w:r>
       <w:r>
-        <w:t xml:space="preserve"> with</w:t>
-      </w:r>
-    </w:p>
-    <w:p>
+        <w:rPr>
+          <w:b w:val="0"/>
+          <w:i w:val="0"/>
+        </w:rPr>
+        <w:t xml:space="preserve"> with </w:t>
+      </w:r>
       <w:r>
         <w:rPr>
           <w:rFonts w:ascii="Consolas" w:hAnsi="Consolas"/>
+          <w:b w:val="0"/>
+          <w:i w:val="0"/>
           <w:sz w:val="19"/>
         </w:rPr>
         <w:t>updatePersonalSessionProfile(profile)</w:t>
       </w:r>
       <w:r>
+        <w:rPr>
+          <w:b w:val="0"/>
+          <w:i w:val="0"/>
+        </w:rPr>
         <w:t xml:space="preserve"> so the UI (header name, address panel) updates without needing a fresh login.</w:t>
       </w:r>
     </w:p>
@@ -2861,32 +3964,47 @@
       <w:r>
         <w:rPr>
           <w:b/>
+          <w:i w:val="0"/>
         </w:rPr>
         <w:t>Avatar &amp; signature</w:t>
       </w:r>
       <w:r>
+        <w:rPr>
+          <w:b w:val="0"/>
+          <w:i w:val="0"/>
+        </w:rPr>
         <w:t xml:space="preserve"> are validated server-side (must be a </w:t>
       </w:r>
       <w:r>
         <w:rPr>
           <w:rFonts w:ascii="Consolas" w:hAnsi="Consolas"/>
+          <w:b w:val="0"/>
+          <w:i w:val="0"/>
           <w:sz w:val="19"/>
         </w:rPr>
         <w:t>data:image/*;base64,</w:t>
       </w:r>
-    </w:p>
-    <w:p>
-      <w:r>
-        <w:t xml:space="preserve">under ~1.5MB) and, on the client, stored in </w:t>
+      <w:r>
+        <w:rPr>
+          <w:b w:val="0"/>
+          <w:i w:val="0"/>
+        </w:rPr>
+        <w:t xml:space="preserve"> under ~1.5MB) and, on the client, stored in </w:t>
       </w:r>
       <w:r>
         <w:rPr>
           <w:rFonts w:ascii="Consolas" w:hAnsi="Consolas"/>
+          <w:b w:val="0"/>
+          <w:i w:val="0"/>
           <w:sz w:val="19"/>
         </w:rPr>
         <w:t>localStorage</w:t>
       </w:r>
       <w:r>
+        <w:rPr>
+          <w:b w:val="0"/>
+          <w:i w:val="0"/>
+        </w:rPr>
         <w:t xml:space="preserve"> (via profileMedia.js), not cookies.</w:t>
       </w:r>
     </w:p>
@@ -2897,58 +4015,109 @@
       <w:r>
         <w:rPr>
           <w:b/>
+          <w:i w:val="0"/>
         </w:rPr>
         <w:t>Change password</w:t>
       </w:r>
       <w:r>
-        <w:t xml:space="preserve"> via `changePassword({ currentPassword, newPassword,</w:t>
+        <w:rPr>
+          <w:b w:val="0"/>
+          <w:i w:val="0"/>
+        </w:rPr>
+        <w:t xml:space="preserve"> via </w:t>
+      </w:r>
+      <w:r>
+        <w:rPr>
+          <w:rFonts w:ascii="Consolas" w:hAnsi="Consolas"/>
+          <w:b w:val="0"/>
+          <w:i w:val="0"/>
+          <w:sz w:val="19"/>
+        </w:rPr>
+        <w:t>changePassword({ currentPassword, newPassword, confirmPassword })</w:t>
+      </w:r>
+      <w:r>
+        <w:rPr>
+          <w:b w:val="0"/>
+          <w:i w:val="0"/>
+        </w:rPr>
+        <w:t xml:space="preserve"> → </w:t>
+      </w:r>
+      <w:r>
+        <w:rPr>
+          <w:rFonts w:ascii="Consolas" w:hAnsi="Consolas"/>
+          <w:b w:val="0"/>
+          <w:i w:val="0"/>
+          <w:sz w:val="19"/>
+        </w:rPr>
+        <w:t>POST /api/profile/password</w:t>
+      </w:r>
+      <w:r>
+        <w:rPr>
+          <w:b w:val="0"/>
+          <w:i w:val="0"/>
+        </w:rPr>
+        <w:t xml:space="preserve">. The server verifies the current password, updates the hash, and </w:t>
+      </w:r>
+      <w:r>
+        <w:rPr>
+          <w:b/>
+          <w:i w:val="0"/>
+        </w:rPr>
+        <w:t>clears the auth cookies</w:t>
+      </w:r>
+      <w:r>
+        <w:rPr>
+          <w:b w:val="0"/>
+          <w:i w:val="0"/>
+        </w:rPr>
+        <w:t xml:space="preserve"> — so changing the password logs you out of the current session by design.</w:t>
       </w:r>
     </w:p>
     <w:p>
       <w:r>
-        <w:t>confirmPassword })</w:t>
+        <w:rPr>
+          <w:b w:val="0"/>
+          <w:i w:val="0"/>
+        </w:rPr>
+        <w:t>The public user object the server returns (</w:t>
       </w:r>
       <w:r>
         <w:rPr>
           <w:rFonts w:ascii="Consolas" w:hAnsi="Consolas"/>
+          <w:b w:val="0"/>
+          <w:i w:val="0"/>
           <w:sz w:val="19"/>
         </w:rPr>
-        <w:t xml:space="preserve"> → </w:t>
-      </w:r>
-      <w:r>
-        <w:t xml:space="preserve">POST /api/profile/password`. The server verifies the current password, updates the hash, and </w:t>
+        <w:t>publicUser()</w:t>
+      </w:r>
+      <w:r>
+        <w:rPr>
+          <w:b w:val="0"/>
+          <w:i w:val="0"/>
+        </w:rPr>
+        <w:t xml:space="preserve">) deliberately </w:t>
       </w:r>
       <w:r>
         <w:rPr>
           <w:b/>
-        </w:rPr>
-        <w:t>clears the auth cookies</w:t>
-      </w:r>
-      <w:r>
-        <w:t xml:space="preserve"> — so changing the password logs you out of the current session by design.</w:t>
-      </w:r>
-    </w:p>
-    <w:p>
-      <w:r>
-        <w:t>The public user object the server returns (</w:t>
+          <w:i w:val="0"/>
+        </w:rPr>
+        <w:t xml:space="preserve">never includes </w:t>
       </w:r>
       <w:r>
         <w:rPr>
           <w:rFonts w:ascii="Consolas" w:hAnsi="Consolas"/>
+          <w:b/>
+          <w:i w:val="0"/>
           <w:sz w:val="19"/>
         </w:rPr>
-        <w:t>publicUser()</w:t>
-      </w:r>
-      <w:r>
-        <w:t xml:space="preserve">) deliberately </w:t>
-      </w:r>
-      <w:r>
-        <w:rPr>
-          <w:b/>
-        </w:rPr>
-        <w:t>never includes `passwordHash`</w:t>
-      </w:r>
-      <w:r>
+        <w:t>passwordHash</w:t>
+      </w:r>
+      <w:r>
+        <w:rPr>
+          <w:b w:val="0"/>
+          <w:i w:val="0"/>
+        </w:rPr>
         <w:t xml:space="preserve"> or raw tokens.</w:t>
       </w:r>
     </w:p>
@@ -2962,7 +4131,7 @@
       </w:r>
     </w:p>
     <w:p>
-      <w:hyperlink r:id="rId17">
+      <w:hyperlink r:id="rId18">
         <w:r>
           <w:rPr>
             <w:color w:val="0563C1"/>
@@ -2972,29 +4141,45 @@
         </w:r>
       </w:hyperlink>
       <w:r>
+        <w:rPr>
+          <w:b w:val="0"/>
+          <w:i w:val="0"/>
+        </w:rPr>
         <w:t xml:space="preserve"> (route </w:t>
       </w:r>
       <w:r>
         <w:rPr>
           <w:rFonts w:ascii="Consolas" w:hAnsi="Consolas"/>
+          <w:b w:val="0"/>
+          <w:i w:val="0"/>
           <w:sz w:val="19"/>
         </w:rPr>
         <w:t>/logout</w:t>
       </w:r>
       <w:r>
+        <w:rPr>
+          <w:b w:val="0"/>
+          <w:i w:val="0"/>
+        </w:rPr>
         <w:t xml:space="preserve">) dispatches </w:t>
       </w:r>
       <w:r>
         <w:rPr>
           <w:rFonts w:ascii="Consolas" w:hAnsi="Consolas"/>
+          <w:b w:val="0"/>
+          <w:i w:val="0"/>
           <w:sz w:val="19"/>
         </w:rPr>
         <w:t>userLogoutAction()</w:t>
       </w:r>
       <w:r>
+        <w:rPr>
+          <w:b w:val="0"/>
+          <w:i w:val="0"/>
+        </w:rPr>
         <w:t xml:space="preserve"> (</w:t>
       </w:r>
-      <w:hyperlink r:id="rId18">
+      <w:hyperlink r:id="rId19">
         <w:r>
           <w:rPr>
             <w:color w:val="0563C1"/>
@@ -3004,6 +4189,10 @@
         </w:r>
       </w:hyperlink>
       <w:r>
+        <w:rPr>
+          <w:b w:val="0"/>
+          <w:i w:val="0"/>
+        </w:rPr>
         <w:t>), which:</w:t>
       </w:r>
     </w:p>
@@ -3012,46 +4201,72 @@
         <w:pStyle w:val="ListNumber"/>
       </w:pPr>
       <w:r>
+        <w:rPr>
+          <w:b w:val="0"/>
+          <w:i w:val="0"/>
+        </w:rPr>
         <w:t xml:space="preserve">calls </w:t>
       </w:r>
       <w:r>
         <w:rPr>
           <w:rFonts w:ascii="Consolas" w:hAnsi="Consolas"/>
+          <w:b w:val="0"/>
+          <w:i w:val="0"/>
           <w:sz w:val="19"/>
         </w:rPr>
         <w:t>logout()</w:t>
       </w:r>
       <w:r>
+        <w:rPr>
+          <w:b w:val="0"/>
+          <w:i w:val="0"/>
+        </w:rPr>
         <w:t xml:space="preserve"> from authApi.js → </w:t>
       </w:r>
       <w:r>
         <w:rPr>
+          <w:rFonts w:ascii="Consolas" w:hAnsi="Consolas"/>
           <w:b/>
-        </w:rPr>
-        <w:t>`POST /api/logout`</w:t>
-      </w:r>
-      <w:r>
-        <w:t xml:space="preserve"> (with</w:t>
-      </w:r>
-    </w:p>
-    <w:p>
+          <w:i w:val="0"/>
+          <w:sz w:val="19"/>
+        </w:rPr>
+        <w:t>POST /api/logout</w:t>
+      </w:r>
+      <w:r>
+        <w:rPr>
+          <w:b w:val="0"/>
+          <w:i w:val="0"/>
+        </w:rPr>
+        <w:t xml:space="preserve"> (with </w:t>
+      </w:r>
       <w:r>
         <w:rPr>
           <w:rFonts w:ascii="Consolas" w:hAnsi="Consolas"/>
+          <w:b w:val="0"/>
+          <w:i w:val="0"/>
           <w:sz w:val="19"/>
         </w:rPr>
         <w:t>credentials: "include"</w:t>
       </w:r>
       <w:r>
+        <w:rPr>
+          <w:b w:val="0"/>
+          <w:i w:val="0"/>
+        </w:rPr>
         <w:t xml:space="preserve">) so the server clears its </w:t>
       </w:r>
       <w:r>
         <w:rPr>
           <w:b/>
+          <w:i w:val="0"/>
         </w:rPr>
         <w:t>httpOnly</w:t>
       </w:r>
       <w:r>
+        <w:rPr>
+          <w:b w:val="0"/>
+          <w:i w:val="0"/>
+        </w:rPr>
         <w:t xml:space="preserve"> session cookies — the only cookies JS can't touch. This is wrapped in try/catch so a failure never blocks sign-out.</w:t>
       </w:r>
     </w:p>
@@ -3060,110 +4275,168 @@
         <w:pStyle w:val="ListNumber"/>
       </w:pPr>
       <w:r>
+        <w:rPr>
+          <w:b w:val="0"/>
+          <w:i w:val="0"/>
+        </w:rPr>
         <w:t xml:space="preserve">calls </w:t>
       </w:r>
       <w:r>
         <w:rPr>
           <w:rFonts w:ascii="Consolas" w:hAnsi="Consolas"/>
+          <w:b w:val="0"/>
+          <w:i w:val="0"/>
           <w:sz w:val="19"/>
         </w:rPr>
         <w:t>clearClientSessionCookies()</w:t>
       </w:r>
       <w:r>
-        <w:t xml:space="preserve"> to wipe every readable client cookie</w:t>
-      </w:r>
-    </w:p>
-    <w:p>
-      <w:r>
-        <w:t>(</w:t>
+        <w:rPr>
+          <w:b w:val="0"/>
+          <w:i w:val="0"/>
+        </w:rPr>
+        <w:t xml:space="preserve"> to wipe every readable client cookie (</w:t>
       </w:r>
       <w:r>
         <w:rPr>
           <w:rFonts w:ascii="Consolas" w:hAnsi="Consolas"/>
+          <w:b w:val="0"/>
+          <w:i w:val="0"/>
           <w:sz w:val="19"/>
         </w:rPr>
         <w:t>allUserInfo</w:t>
       </w:r>
       <w:r>
+        <w:rPr>
+          <w:b w:val="0"/>
+          <w:i w:val="0"/>
+        </w:rPr>
         <w:t xml:space="preserve">, </w:t>
       </w:r>
       <w:r>
         <w:rPr>
           <w:rFonts w:ascii="Consolas" w:hAnsi="Consolas"/>
+          <w:b w:val="0"/>
+          <w:i w:val="0"/>
           <w:sz w:val="19"/>
         </w:rPr>
         <w:t>currentUserRole</w:t>
       </w:r>
       <w:r>
+        <w:rPr>
+          <w:b w:val="0"/>
+          <w:i w:val="0"/>
+        </w:rPr>
         <w:t xml:space="preserve">, </w:t>
       </w:r>
       <w:r>
         <w:rPr>
           <w:rFonts w:ascii="Consolas" w:hAnsi="Consolas"/>
+          <w:b w:val="0"/>
+          <w:i w:val="0"/>
           <w:sz w:val="19"/>
         </w:rPr>
         <w:t>access_pages</w:t>
       </w:r>
       <w:r>
+        <w:rPr>
+          <w:b w:val="0"/>
+          <w:i w:val="0"/>
+        </w:rPr>
         <w:t xml:space="preserve">, </w:t>
       </w:r>
       <w:r>
         <w:rPr>
           <w:rFonts w:ascii="Consolas" w:hAnsi="Consolas"/>
+          <w:b w:val="0"/>
+          <w:i w:val="0"/>
           <w:sz w:val="19"/>
         </w:rPr>
         <w:t>AccessToken</w:t>
       </w:r>
       <w:r>
+        <w:rPr>
+          <w:b w:val="0"/>
+          <w:i w:val="0"/>
+        </w:rPr>
         <w:t xml:space="preserve">, </w:t>
       </w:r>
       <w:r>
         <w:rPr>
           <w:rFonts w:ascii="Consolas" w:hAnsi="Consolas"/>
+          <w:b w:val="0"/>
+          <w:i w:val="0"/>
           <w:sz w:val="19"/>
         </w:rPr>
         <w:t>RefreshToken</w:t>
       </w:r>
       <w:r>
+        <w:rPr>
+          <w:b w:val="0"/>
+          <w:i w:val="0"/>
+        </w:rPr>
         <w:t xml:space="preserve">, …) </w:t>
       </w:r>
       <w:r>
         <w:rPr>
           <w:b/>
+          <w:i w:val="0"/>
         </w:rPr>
         <w:t>and</w:t>
       </w:r>
       <w:r>
+        <w:rPr>
+          <w:b w:val="0"/>
+          <w:i w:val="0"/>
+        </w:rPr>
         <w:t xml:space="preserve"> the localStorage avatar/signature media, plus the extra legacy calculator cookies (</w:t>
       </w:r>
       <w:r>
         <w:rPr>
           <w:rFonts w:ascii="Consolas" w:hAnsi="Consolas"/>
+          <w:b w:val="0"/>
+          <w:i w:val="0"/>
           <w:sz w:val="19"/>
         </w:rPr>
         <w:t>checklistId</w:t>
       </w:r>
       <w:r>
+        <w:rPr>
+          <w:b w:val="0"/>
+          <w:i w:val="0"/>
+        </w:rPr>
         <w:t xml:space="preserve">, </w:t>
       </w:r>
       <w:r>
         <w:rPr>
           <w:rFonts w:ascii="Consolas" w:hAnsi="Consolas"/>
+          <w:b w:val="0"/>
+          <w:i w:val="0"/>
           <w:sz w:val="19"/>
         </w:rPr>
         <w:t>calculatorLabel</w:t>
       </w:r>
       <w:r>
+        <w:rPr>
+          <w:b w:val="0"/>
+          <w:i w:val="0"/>
+        </w:rPr>
         <w:t xml:space="preserve">, </w:t>
       </w:r>
       <w:r>
         <w:rPr>
           <w:rFonts w:ascii="Consolas" w:hAnsi="Consolas"/>
+          <w:b w:val="0"/>
+          <w:i w:val="0"/>
           <w:sz w:val="19"/>
         </w:rPr>
         <w:t>DiagnoseConnection</w:t>
       </w:r>
       <w:r>
+        <w:rPr>
+          <w:b w:val="0"/>
+          <w:i w:val="0"/>
+        </w:rPr>
         <w:t>);</w:t>
       </w:r>
     </w:p>
@@ -3172,22 +4445,27 @@
         <w:pStyle w:val="ListNumber"/>
       </w:pPr>
       <w:r>
+        <w:rPr>
+          <w:b w:val="0"/>
+          <w:i w:val="0"/>
+        </w:rPr>
         <w:t xml:space="preserve">resets Redux auth state and redirects to </w:t>
       </w:r>
       <w:r>
         <w:rPr>
           <w:rFonts w:ascii="Consolas" w:hAnsi="Consolas"/>
+          <w:b w:val="0"/>
+          <w:i w:val="0"/>
           <w:sz w:val="19"/>
         </w:rPr>
         <w:t>/signIn</w:t>
       </w:r>
       <w:r>
-        <w:t xml:space="preserve"> — unconditionally, so the user is</w:t>
-      </w:r>
-    </w:p>
-    <w:p>
-      <w:r>
-        <w:t>always logged out even if the network call failed.</w:t>
+        <w:rPr>
+          <w:b w:val="0"/>
+          <w:i w:val="0"/>
+        </w:rPr>
+        <w:t xml:space="preserve"> — unconditionally, so the user is always logged out even if the network call failed.</w:t>
       </w:r>
     </w:p>
     <w:p>
@@ -3195,61 +4473,59 @@
         <w:pStyle w:val="IntenseQuote"/>
       </w:pPr>
       <w:r>
+        <w:rPr>
+          <w:b w:val="0"/>
+          <w:i w:val="0"/>
+        </w:rPr>
         <w:t xml:space="preserve">This was previously posting to the data client's </w:t>
       </w:r>
       <w:r>
         <w:rPr>
           <w:rFonts w:ascii="Consolas" w:hAnsi="Consolas"/>
+          <w:b w:val="0"/>
+          <w:i w:val="0"/>
           <w:sz w:val="19"/>
         </w:rPr>
         <w:t>/v1/logout</w:t>
       </w:r>
       <w:r>
-        <w:t xml:space="preserve"> (which doesn't exist)</w:t>
-      </w:r>
-    </w:p>
-    <w:p>
-      <w:pPr>
-        <w:pStyle w:val="IntenseQuote"/>
-      </w:pPr>
-      <w:r>
-        <w:t xml:space="preserve">and only redirecting on a </w:t>
+        <w:rPr>
+          <w:b w:val="0"/>
+          <w:i w:val="0"/>
+        </w:rPr>
+        <w:t xml:space="preserve"> (which doesn't exist) and only redirecting on a </w:t>
       </w:r>
       <w:r>
         <w:rPr>
           <w:rFonts w:ascii="Consolas" w:hAnsi="Consolas"/>
+          <w:b w:val="0"/>
+          <w:i w:val="0"/>
           <w:sz w:val="19"/>
         </w:rPr>
         <w:t>status === 'success'</w:t>
       </w:r>
       <w:r>
-        <w:t xml:space="preserve"> that never came, so the httpOnly</w:t>
-      </w:r>
-    </w:p>
-    <w:p>
-      <w:pPr>
-        <w:pStyle w:val="IntenseQuote"/>
-      </w:pPr>
-      <w:r>
-        <w:t xml:space="preserve">server session was never revoked. Fixed to hit </w:t>
+        <w:rPr>
+          <w:b w:val="0"/>
+          <w:i w:val="0"/>
+        </w:rPr>
+        <w:t xml:space="preserve"> that never came, so the httpOnly server session was never revoked. Fixed to hit </w:t>
       </w:r>
       <w:r>
         <w:rPr>
           <w:rFonts w:ascii="Consolas" w:hAnsi="Consolas"/>
+          <w:b w:val="0"/>
+          <w:i w:val="0"/>
           <w:sz w:val="19"/>
         </w:rPr>
         <w:t>/api/logout</w:t>
       </w:r>
       <w:r>
-        <w:t xml:space="preserve"> and always clear +</w:t>
-      </w:r>
-    </w:p>
-    <w:p>
-      <w:pPr>
-        <w:pStyle w:val="IntenseQuote"/>
-      </w:pPr>
-      <w:r>
-        <w:t>redirect.</w:t>
+        <w:rPr>
+          <w:b w:val="0"/>
+          <w:i w:val="0"/>
+        </w:rPr>
+        <w:t xml:space="preserve"> and always clear + redirect.</w:t>
       </w:r>
     </w:p>
     <w:p/>
@@ -3263,16 +4539,26 @@
     </w:p>
     <w:p>
       <w:r>
+        <w:rPr>
+          <w:b w:val="0"/>
+          <w:i w:val="0"/>
+        </w:rPr>
         <w:t xml:space="preserve">All under </w:t>
       </w:r>
       <w:r>
         <w:rPr>
           <w:rFonts w:ascii="Consolas" w:hAnsi="Consolas"/>
+          <w:b w:val="0"/>
+          <w:i w:val="0"/>
           <w:sz w:val="19"/>
         </w:rPr>
         <w:t>/api</w:t>
       </w:r>
       <w:r>
+        <w:rPr>
+          <w:b w:val="0"/>
+          <w:i w:val="0"/>
+        </w:rPr>
         <w:t xml:space="preserve"> on the auth-server, rate-limited to 60 requests / 15 min per IP.</w:t>
       </w:r>
     </w:p>
@@ -3297,6 +4583,7 @@
             <w:r>
               <w:rPr>
                 <w:b/>
+                <w:i w:val="0"/>
               </w:rPr>
               <w:t>Method</w:t>
             </w:r>
@@ -3310,6 +4597,7 @@
             <w:r>
               <w:rPr>
                 <w:b/>
+                <w:i w:val="0"/>
               </w:rPr>
               <w:t>Path</w:t>
             </w:r>
@@ -3323,6 +4611,7 @@
             <w:r>
               <w:rPr>
                 <w:b/>
+                <w:i w:val="0"/>
               </w:rPr>
               <w:t>Auth?</w:t>
             </w:r>
@@ -3336,6 +4625,7 @@
             <w:r>
               <w:rPr>
                 <w:b/>
+                <w:i w:val="0"/>
               </w:rPr>
               <w:t>Purpose</w:t>
             </w:r>
@@ -3349,6 +4639,10 @@
           </w:tcPr>
           <w:p>
             <w:r>
+              <w:rPr>
+                <w:b w:val="0"/>
+                <w:i w:val="0"/>
+              </w:rPr>
               <w:t>POST</w:t>
             </w:r>
           </w:p>
@@ -3361,6 +4655,8 @@
             <w:r>
               <w:rPr>
                 <w:rFonts w:ascii="Consolas" w:hAnsi="Consolas"/>
+                <w:b w:val="0"/>
+                <w:i w:val="0"/>
                 <w:sz w:val="19"/>
               </w:rPr>
               <w:t>/api/signup</w:t>
@@ -3373,6 +4669,10 @@
           </w:tcPr>
           <w:p>
             <w:r>
+              <w:rPr>
+                <w:b w:val="0"/>
+                <w:i w:val="0"/>
+              </w:rPr>
               <w:t>—</w:t>
             </w:r>
           </w:p>
@@ -3383,6 +4683,10 @@
           </w:tcPr>
           <w:p>
             <w:r>
+              <w:rPr>
+                <w:b w:val="0"/>
+                <w:i w:val="0"/>
+              </w:rPr>
               <w:t>Create account (unverified) + send verify email</w:t>
             </w:r>
           </w:p>
@@ -3395,6 +4699,10 @@
           </w:tcPr>
           <w:p>
             <w:r>
+              <w:rPr>
+                <w:b w:val="0"/>
+                <w:i w:val="0"/>
+              </w:rPr>
               <w:t>POST</w:t>
             </w:r>
           </w:p>
@@ -3407,6 +4715,8 @@
             <w:r>
               <w:rPr>
                 <w:rFonts w:ascii="Consolas" w:hAnsi="Consolas"/>
+                <w:b w:val="0"/>
+                <w:i w:val="0"/>
                 <w:sz w:val="19"/>
               </w:rPr>
               <w:t>/api/login</w:t>
@@ -3419,6 +4729,10 @@
           </w:tcPr>
           <w:p>
             <w:r>
+              <w:rPr>
+                <w:b w:val="0"/>
+                <w:i w:val="0"/>
+              </w:rPr>
               <w:t>—</w:t>
             </w:r>
           </w:p>
@@ -3429,11 +4743,17 @@
           </w:tcPr>
           <w:p>
             <w:r>
+              <w:rPr>
+                <w:b w:val="0"/>
+                <w:i w:val="0"/>
+              </w:rPr>
               <w:t xml:space="preserve">Email+password → session cookies + </w:t>
             </w:r>
             <w:r>
               <w:rPr>
                 <w:rFonts w:ascii="Consolas" w:hAnsi="Consolas"/>
+                <w:b w:val="0"/>
+                <w:i w:val="0"/>
                 <w:sz w:val="19"/>
               </w:rPr>
               <w:t>accessToken</w:t>
@@ -3448,6 +4768,10 @@
           </w:tcPr>
           <w:p>
             <w:r>
+              <w:rPr>
+                <w:b w:val="0"/>
+                <w:i w:val="0"/>
+              </w:rPr>
               <w:t>POST</w:t>
             </w:r>
           </w:p>
@@ -3460,6 +4784,8 @@
             <w:r>
               <w:rPr>
                 <w:rFonts w:ascii="Consolas" w:hAnsi="Consolas"/>
+                <w:b w:val="0"/>
+                <w:i w:val="0"/>
                 <w:sz w:val="19"/>
               </w:rPr>
               <w:t>/api/verify-email</w:t>
@@ -3472,6 +4798,10 @@
           </w:tcPr>
           <w:p>
             <w:r>
+              <w:rPr>
+                <w:b w:val="0"/>
+                <w:i w:val="0"/>
+              </w:rPr>
               <w:t>—</w:t>
             </w:r>
           </w:p>
@@ -3482,11 +4812,16 @@
           </w:tcPr>
           <w:p>
             <w:r>
+              <w:rPr>
+                <w:b w:val="0"/>
+                <w:i w:val="0"/>
+              </w:rPr>
               <w:t xml:space="preserve">Token → verified </w:t>
             </w:r>
             <w:r>
               <w:rPr>
                 <w:b/>
+                <w:i w:val="0"/>
               </w:rPr>
               <w:t>and auto-logged-in</w:t>
             </w:r>
@@ -3500,6 +4835,10 @@
           </w:tcPr>
           <w:p>
             <w:r>
+              <w:rPr>
+                <w:b w:val="0"/>
+                <w:i w:val="0"/>
+              </w:rPr>
               <w:t>POST</w:t>
             </w:r>
           </w:p>
@@ -3512,6 +4851,8 @@
             <w:r>
               <w:rPr>
                 <w:rFonts w:ascii="Consolas" w:hAnsi="Consolas"/>
+                <w:b w:val="0"/>
+                <w:i w:val="0"/>
                 <w:sz w:val="19"/>
               </w:rPr>
               <w:t>/api/resend-verification</w:t>
@@ -3524,6 +4865,10 @@
           </w:tcPr>
           <w:p>
             <w:r>
+              <w:rPr>
+                <w:b w:val="0"/>
+                <w:i w:val="0"/>
+              </w:rPr>
               <w:t>—</w:t>
             </w:r>
           </w:p>
@@ -3534,6 +4879,10 @@
           </w:tcPr>
           <w:p>
             <w:r>
+              <w:rPr>
+                <w:b w:val="0"/>
+                <w:i w:val="0"/>
+              </w:rPr>
               <w:t>Re-send the verify link (generic response)</w:t>
             </w:r>
           </w:p>
@@ -3546,6 +4895,10 @@
           </w:tcPr>
           <w:p>
             <w:r>
+              <w:rPr>
+                <w:b w:val="0"/>
+                <w:i w:val="0"/>
+              </w:rPr>
               <w:t>POST</w:t>
             </w:r>
           </w:p>
@@ -3558,6 +4911,8 @@
             <w:r>
               <w:rPr>
                 <w:rFonts w:ascii="Consolas" w:hAnsi="Consolas"/>
+                <w:b w:val="0"/>
+                <w:i w:val="0"/>
                 <w:sz w:val="19"/>
               </w:rPr>
               <w:t>/api/forgot-password</w:t>
@@ -3570,6 +4925,10 @@
           </w:tcPr>
           <w:p>
             <w:r>
+              <w:rPr>
+                <w:b w:val="0"/>
+                <w:i w:val="0"/>
+              </w:rPr>
               <w:t>—</w:t>
             </w:r>
           </w:p>
@@ -3580,6 +4939,10 @@
           </w:tcPr>
           <w:p>
             <w:r>
+              <w:rPr>
+                <w:b w:val="0"/>
+                <w:i w:val="0"/>
+              </w:rPr>
               <w:t>Send reset link (generic response)</w:t>
             </w:r>
           </w:p>
@@ -3592,6 +4955,10 @@
           </w:tcPr>
           <w:p>
             <w:r>
+              <w:rPr>
+                <w:b w:val="0"/>
+                <w:i w:val="0"/>
+              </w:rPr>
               <w:t>POST</w:t>
             </w:r>
           </w:p>
@@ -3604,6 +4971,8 @@
             <w:r>
               <w:rPr>
                 <w:rFonts w:ascii="Consolas" w:hAnsi="Consolas"/>
+                <w:b w:val="0"/>
+                <w:i w:val="0"/>
                 <w:sz w:val="19"/>
               </w:rPr>
               <w:t>/api/reset-password</w:t>
@@ -3616,6 +4985,10 @@
           </w:tcPr>
           <w:p>
             <w:r>
+              <w:rPr>
+                <w:b w:val="0"/>
+                <w:i w:val="0"/>
+              </w:rPr>
               <w:t>—</w:t>
             </w:r>
           </w:p>
@@ -3626,6 +4999,10 @@
           </w:tcPr>
           <w:p>
             <w:r>
+              <w:rPr>
+                <w:b w:val="0"/>
+                <w:i w:val="0"/>
+              </w:rPr>
               <w:t>Token + new password → update</w:t>
             </w:r>
           </w:p>
@@ -3638,6 +5015,10 @@
           </w:tcPr>
           <w:p>
             <w:r>
+              <w:rPr>
+                <w:b w:val="0"/>
+                <w:i w:val="0"/>
+              </w:rPr>
               <w:t>GET</w:t>
             </w:r>
           </w:p>
@@ -3650,6 +5031,8 @@
             <w:r>
               <w:rPr>
                 <w:rFonts w:ascii="Consolas" w:hAnsi="Consolas"/>
+                <w:b w:val="0"/>
+                <w:i w:val="0"/>
                 <w:sz w:val="19"/>
               </w:rPr>
               <w:t>/api/me</w:t>
@@ -3662,6 +5045,10 @@
           </w:tcPr>
           <w:p>
             <w:r>
+              <w:rPr>
+                <w:b w:val="0"/>
+                <w:i w:val="0"/>
+              </w:rPr>
               <w:t>✅</w:t>
             </w:r>
           </w:p>
@@ -3672,6 +5059,10 @@
           </w:tcPr>
           <w:p>
             <w:r>
+              <w:rPr>
+                <w:b w:val="0"/>
+                <w:i w:val="0"/>
+              </w:rPr>
               <w:t>Current user</w:t>
             </w:r>
           </w:p>
@@ -3684,6 +5075,10 @@
           </w:tcPr>
           <w:p>
             <w:r>
+              <w:rPr>
+                <w:b w:val="0"/>
+                <w:i w:val="0"/>
+              </w:rPr>
               <w:t>GET</w:t>
             </w:r>
           </w:p>
@@ -3696,6 +5091,8 @@
             <w:r>
               <w:rPr>
                 <w:rFonts w:ascii="Consolas" w:hAnsi="Consolas"/>
+                <w:b w:val="0"/>
+                <w:i w:val="0"/>
                 <w:sz w:val="19"/>
               </w:rPr>
               <w:t>/api/profile</w:t>
@@ -3708,6 +5105,10 @@
           </w:tcPr>
           <w:p>
             <w:r>
+              <w:rPr>
+                <w:b w:val="0"/>
+                <w:i w:val="0"/>
+              </w:rPr>
               <w:t>✅</w:t>
             </w:r>
           </w:p>
@@ -3718,6 +5119,10 @@
           </w:tcPr>
           <w:p>
             <w:r>
+              <w:rPr>
+                <w:b w:val="0"/>
+                <w:i w:val="0"/>
+              </w:rPr>
               <w:t>Full profile</w:t>
             </w:r>
           </w:p>
@@ -3730,6 +5135,10 @@
           </w:tcPr>
           <w:p>
             <w:r>
+              <w:rPr>
+                <w:b w:val="0"/>
+                <w:i w:val="0"/>
+              </w:rPr>
               <w:t>PUT</w:t>
             </w:r>
           </w:p>
@@ -3742,6 +5151,8 @@
             <w:r>
               <w:rPr>
                 <w:rFonts w:ascii="Consolas" w:hAnsi="Consolas"/>
+                <w:b w:val="0"/>
+                <w:i w:val="0"/>
                 <w:sz w:val="19"/>
               </w:rPr>
               <w:t>/api/profile</w:t>
@@ -3754,6 +5165,10 @@
           </w:tcPr>
           <w:p>
             <w:r>
+              <w:rPr>
+                <w:b w:val="0"/>
+                <w:i w:val="0"/>
+              </w:rPr>
               <w:t>✅</w:t>
             </w:r>
           </w:p>
@@ -3764,6 +5179,10 @@
           </w:tcPr>
           <w:p>
             <w:r>
+              <w:rPr>
+                <w:b w:val="0"/>
+                <w:i w:val="0"/>
+              </w:rPr>
               <w:t>Partial profile update (name/avatar/address/…)</w:t>
             </w:r>
           </w:p>
@@ -3776,6 +5195,10 @@
           </w:tcPr>
           <w:p>
             <w:r>
+              <w:rPr>
+                <w:b w:val="0"/>
+                <w:i w:val="0"/>
+              </w:rPr>
               <w:t>POST</w:t>
             </w:r>
           </w:p>
@@ -3788,6 +5211,8 @@
             <w:r>
               <w:rPr>
                 <w:rFonts w:ascii="Consolas" w:hAnsi="Consolas"/>
+                <w:b w:val="0"/>
+                <w:i w:val="0"/>
                 <w:sz w:val="19"/>
               </w:rPr>
               <w:t>/api/profile/password</w:t>
@@ -3800,6 +5225,10 @@
           </w:tcPr>
           <w:p>
             <w:r>
+              <w:rPr>
+                <w:b w:val="0"/>
+                <w:i w:val="0"/>
+              </w:rPr>
               <w:t>✅</w:t>
             </w:r>
           </w:p>
@@ -3810,6 +5239,10 @@
           </w:tcPr>
           <w:p>
             <w:r>
+              <w:rPr>
+                <w:b w:val="0"/>
+                <w:i w:val="0"/>
+              </w:rPr>
               <w:t>Change password (then clears cookies)</w:t>
             </w:r>
           </w:p>
@@ -3822,6 +5255,10 @@
           </w:tcPr>
           <w:p>
             <w:r>
+              <w:rPr>
+                <w:b w:val="0"/>
+                <w:i w:val="0"/>
+              </w:rPr>
               <w:t>POST</w:t>
             </w:r>
           </w:p>
@@ -3834,6 +5271,8 @@
             <w:r>
               <w:rPr>
                 <w:rFonts w:ascii="Consolas" w:hAnsi="Consolas"/>
+                <w:b w:val="0"/>
+                <w:i w:val="0"/>
                 <w:sz w:val="19"/>
               </w:rPr>
               <w:t>/api/logout</w:t>
@@ -3846,6 +5285,10 @@
           </w:tcPr>
           <w:p>
             <w:r>
+              <w:rPr>
+                <w:b w:val="0"/>
+                <w:i w:val="0"/>
+              </w:rPr>
               <w:t>—</w:t>
             </w:r>
           </w:p>
@@ -3856,6 +5299,10 @@
           </w:tcPr>
           <w:p>
             <w:r>
+              <w:rPr>
+                <w:b w:val="0"/>
+                <w:i w:val="0"/>
+              </w:rPr>
               <w:t>Clear session cookies</w:t>
             </w:r>
           </w:p>
@@ -3879,20 +5326,31 @@
       <w:r>
         <w:rPr>
           <w:b/>
+          <w:i w:val="0"/>
         </w:rPr>
         <w:t>Passwords:</w:t>
       </w:r>
       <w:r>
+        <w:rPr>
+          <w:b w:val="0"/>
+          <w:i w:val="0"/>
+        </w:rPr>
         <w:t xml:space="preserve"> </w:t>
       </w:r>
       <w:r>
         <w:rPr>
           <w:rFonts w:ascii="Consolas" w:hAnsi="Consolas"/>
+          <w:b w:val="0"/>
+          <w:i w:val="0"/>
           <w:sz w:val="19"/>
         </w:rPr>
         <w:t>bcrypt</w:t>
       </w:r>
       <w:r>
+        <w:rPr>
+          <w:b w:val="0"/>
+          <w:i w:val="0"/>
+        </w:rPr>
         <w:t xml:space="preserve"> hashed at cost 12; never returned to the client.</w:t>
       </w:r>
     </w:p>
@@ -3903,22 +5361,30 @@
       <w:r>
         <w:rPr>
           <w:b/>
+          <w:i w:val="0"/>
         </w:rPr>
         <w:t>Tokens at rest:</w:t>
       </w:r>
       <w:r>
+        <w:rPr>
+          <w:b w:val="0"/>
+          <w:i w:val="0"/>
+        </w:rPr>
         <w:t xml:space="preserve"> email-verification and password-reset tokens are stored </w:t>
       </w:r>
       <w:r>
         <w:rPr>
           <w:b/>
+          <w:i w:val="0"/>
         </w:rPr>
         <w:t>hashed</w:t>
       </w:r>
-    </w:p>
-    <w:p>
-      <w:r>
-        <w:t>(SHA-256), with expiries (24h verify / 1h reset). The raw token only ever lives in the emailed link.</w:t>
+      <w:r>
+        <w:rPr>
+          <w:b w:val="0"/>
+          <w:i w:val="0"/>
+        </w:rPr>
+        <w:t xml:space="preserve"> (SHA-256), with expiries (24h verify / 1h reset). The raw token only ever lives in the emailed link.</w:t>
       </w:r>
     </w:p>
     <w:p>
@@ -3928,40 +5394,59 @@
       <w:r>
         <w:rPr>
           <w:b/>
+          <w:i w:val="0"/>
         </w:rPr>
         <w:t>Rate limiting:</w:t>
       </w:r>
       <w:r>
+        <w:rPr>
+          <w:b w:val="0"/>
+          <w:i w:val="0"/>
+        </w:rPr>
         <w:t xml:space="preserve"> 60 auth requests / 15 min per IP, </w:t>
       </w:r>
       <w:r>
         <w:rPr>
           <w:b/>
+          <w:i w:val="0"/>
         </w:rPr>
         <w:t>plus</w:t>
       </w:r>
       <w:r>
+        <w:rPr>
+          <w:b w:val="0"/>
+          <w:i w:val="0"/>
+        </w:rPr>
         <w:t xml:space="preserve"> a per-</w:t>
       </w:r>
       <w:r>
         <w:rPr>
           <w:rFonts w:ascii="Consolas" w:hAnsi="Consolas"/>
+          <w:b w:val="0"/>
+          <w:i w:val="0"/>
           <w:sz w:val="19"/>
         </w:rPr>
         <w:t>(IP,email)</w:t>
       </w:r>
-    </w:p>
-    <w:p>
-      <w:r>
-        <w:t xml:space="preserve">counter that blocks after </w:t>
+      <w:r>
+        <w:rPr>
+          <w:b w:val="0"/>
+          <w:i w:val="0"/>
+        </w:rPr>
+        <w:t xml:space="preserve"> counter that blocks after </w:t>
       </w:r>
       <w:r>
         <w:rPr>
           <w:b/>
+          <w:i w:val="0"/>
         </w:rPr>
         <w:t>5 failed logins / 15 min</w:t>
       </w:r>
       <w:r>
+        <w:rPr>
+          <w:b w:val="0"/>
+          <w:i w:val="0"/>
+        </w:rPr>
         <w:t xml:space="preserve"> (429).</w:t>
       </w:r>
     </w:p>
@@ -3972,10 +5457,15 @@
       <w:r>
         <w:rPr>
           <w:b/>
+          <w:i w:val="0"/>
         </w:rPr>
         <w:t>No user enumeration:</w:t>
       </w:r>
       <w:r>
+        <w:rPr>
+          <w:b w:val="0"/>
+          <w:i w:val="0"/>
+        </w:rPr>
         <w:t xml:space="preserve"> signup/forgot/resend all return generic messages.</w:t>
       </w:r>
     </w:p>
@@ -3986,32 +5476,47 @@
       <w:r>
         <w:rPr>
           <w:b/>
+          <w:i w:val="0"/>
         </w:rPr>
         <w:t>Verification enforced on login</w:t>
       </w:r>
       <w:r>
+        <w:rPr>
+          <w:b w:val="0"/>
+          <w:i w:val="0"/>
+        </w:rPr>
         <w:t xml:space="preserve"> regardless of the </w:t>
       </w:r>
       <w:r>
         <w:rPr>
           <w:rFonts w:ascii="Consolas" w:hAnsi="Consolas"/>
+          <w:b w:val="0"/>
+          <w:i w:val="0"/>
           <w:sz w:val="19"/>
         </w:rPr>
         <w:t>EMAIL_VERIFICATION_REQUIRED</w:t>
       </w:r>
-    </w:p>
-    <w:p>
-      <w:r>
-        <w:t xml:space="preserve">flag — an account can never sign in while </w:t>
+      <w:r>
+        <w:rPr>
+          <w:b w:val="0"/>
+          <w:i w:val="0"/>
+        </w:rPr>
+        <w:t xml:space="preserve"> flag — an account can never sign in while </w:t>
       </w:r>
       <w:r>
         <w:rPr>
           <w:rFonts w:ascii="Consolas" w:hAnsi="Consolas"/>
+          <w:b w:val="0"/>
+          <w:i w:val="0"/>
           <w:sz w:val="19"/>
         </w:rPr>
         <w:t>emailVerifiedAt</w:t>
       </w:r>
       <w:r>
+        <w:rPr>
+          <w:b w:val="0"/>
+          <w:i w:val="0"/>
+        </w:rPr>
         <w:t xml:space="preserve"> is null.</w:t>
       </w:r>
     </w:p>
@@ -4022,42 +5527,63 @@
       <w:r>
         <w:rPr>
           <w:b/>
+          <w:i w:val="0"/>
         </w:rPr>
         <w:t>Security headers</w:t>
       </w:r>
       <w:r>
+        <w:rPr>
+          <w:b w:val="0"/>
+          <w:i w:val="0"/>
+        </w:rPr>
         <w:t xml:space="preserve"> (</w:t>
       </w:r>
       <w:r>
         <w:rPr>
           <w:rFonts w:ascii="Consolas" w:hAnsi="Consolas"/>
+          <w:b w:val="0"/>
+          <w:i w:val="0"/>
           <w:sz w:val="19"/>
         </w:rPr>
         <w:t>X-Content-Type-Options</w:t>
       </w:r>
       <w:r>
+        <w:rPr>
+          <w:b w:val="0"/>
+          <w:i w:val="0"/>
+        </w:rPr>
         <w:t xml:space="preserve">, </w:t>
       </w:r>
       <w:r>
         <w:rPr>
           <w:rFonts w:ascii="Consolas" w:hAnsi="Consolas"/>
+          <w:b w:val="0"/>
+          <w:i w:val="0"/>
           <w:sz w:val="19"/>
         </w:rPr>
         <w:t>X-Frame-Options: DENY</w:t>
       </w:r>
       <w:r>
-        <w:t>,</w:t>
-      </w:r>
-    </w:p>
-    <w:p>
+        <w:rPr>
+          <w:b w:val="0"/>
+          <w:i w:val="0"/>
+        </w:rPr>
+        <w:t xml:space="preserve">, </w:t>
+      </w:r>
       <w:r>
         <w:rPr>
           <w:rFonts w:ascii="Consolas" w:hAnsi="Consolas"/>
+          <w:b w:val="0"/>
+          <w:i w:val="0"/>
           <w:sz w:val="19"/>
         </w:rPr>
         <w:t>Referrer-Policy</w:t>
       </w:r>
       <w:r>
+        <w:rPr>
+          <w:b w:val="0"/>
+          <w:i w:val="0"/>
+        </w:rPr>
         <w:t>, HSTS on https) set in server.js.</w:t>
       </w:r>
     </w:p>
@@ -4076,17 +5602,26 @@
       </w:pPr>
       <w:r>
         <w:rPr>
+          <w:rFonts w:ascii="Consolas" w:hAnsi="Consolas"/>
           <w:b/>
-        </w:rPr>
-        <w:t>`NODE_ENV=production` is mandatory in prod</w:t>
-      </w:r>
-      <w:r>
-        <w:t xml:space="preserve"> or the cross-domain cookie is dropped</w:t>
-      </w:r>
-    </w:p>
-    <w:p>
-      <w:r>
-        <w:t>and logins don't stick. #1 cause of "it logs in then forgets me."</w:t>
+          <w:i w:val="0"/>
+          <w:sz w:val="19"/>
+        </w:rPr>
+        <w:t>NODE_ENV=production</w:t>
+      </w:r>
+      <w:r>
+        <w:rPr>
+          <w:b/>
+          <w:i w:val="0"/>
+        </w:rPr>
+        <w:t xml:space="preserve"> is mandatory in prod</w:t>
+      </w:r>
+      <w:r>
+        <w:rPr>
+          <w:b w:val="0"/>
+          <w:i w:val="0"/>
+        </w:rPr>
+        <w:t xml:space="preserve"> or the cross-domain cookie is dropped and logins don't stick. #1 cause of "it logs in then forgets me."</w:t>
       </w:r>
     </w:p>
     <w:p>
@@ -4096,32 +5631,47 @@
       <w:r>
         <w:rPr>
           <w:b/>
+          <w:i w:val="0"/>
         </w:rPr>
         <w:t>401 ≠ 500.</w:t>
       </w:r>
       <w:r>
+        <w:rPr>
+          <w:b w:val="0"/>
+          <w:i w:val="0"/>
+        </w:rPr>
         <w:t xml:space="preserve"> 401 = session/token (JWT expired, cookie missing, </w:t>
       </w:r>
       <w:r>
         <w:rPr>
           <w:rFonts w:ascii="Consolas" w:hAnsi="Consolas"/>
+          <w:b w:val="0"/>
+          <w:i w:val="0"/>
           <w:sz w:val="19"/>
         </w:rPr>
         <w:t>JWT_SECRET</w:t>
       </w:r>
-    </w:p>
-    <w:p>
-      <w:r>
-        <w:t xml:space="preserve">mismatch). 500 on </w:t>
+      <w:r>
+        <w:rPr>
+          <w:b w:val="0"/>
+          <w:i w:val="0"/>
+        </w:rPr>
+        <w:t xml:space="preserve"> mismatch). 500 on </w:t>
       </w:r>
       <w:r>
         <w:rPr>
           <w:rFonts w:ascii="Consolas" w:hAnsi="Consolas"/>
+          <w:b w:val="0"/>
+          <w:i w:val="0"/>
           <w:sz w:val="19"/>
         </w:rPr>
         <w:t>/v1/*</w:t>
       </w:r>
       <w:r>
+        <w:rPr>
+          <w:b w:val="0"/>
+          <w:i w:val="0"/>
+        </w:rPr>
         <w:t xml:space="preserve"> = the database (see </w:t>
       </w:r>
       <w:hyperlink r:id="rId9">
@@ -4134,6 +5684,10 @@
         </w:r>
       </w:hyperlink>
       <w:r>
+        <w:rPr>
+          <w:b w:val="0"/>
+          <w:i w:val="0"/>
+        </w:rPr>
         <w:t>).</w:t>
       </w:r>
     </w:p>
@@ -4144,10 +5698,31 @@
       <w:r>
         <w:rPr>
           <w:b/>
-        </w:rPr>
-        <w:t>Rotating `JWT_SECRET` logs everyone out</w:t>
-      </w:r>
-      <w:r>
+          <w:i w:val="0"/>
+        </w:rPr>
+        <w:t xml:space="preserve">Rotating </w:t>
+      </w:r>
+      <w:r>
+        <w:rPr>
+          <w:rFonts w:ascii="Consolas" w:hAnsi="Consolas"/>
+          <w:b/>
+          <w:i w:val="0"/>
+          <w:sz w:val="19"/>
+        </w:rPr>
+        <w:t>JWT_SECRET</w:t>
+      </w:r>
+      <w:r>
+        <w:rPr>
+          <w:b/>
+          <w:i w:val="0"/>
+        </w:rPr>
+        <w:t xml:space="preserve"> logs everyone out</w:t>
+      </w:r>
+      <w:r>
+        <w:rPr>
+          <w:b w:val="0"/>
+          <w:i w:val="0"/>
+        </w:rPr>
         <w:t xml:space="preserve"> (all existing tokens fail to verify).</w:t>
       </w:r>
     </w:p>
@@ -4158,10 +5733,15 @@
       <w:r>
         <w:rPr>
           <w:b/>
+          <w:i w:val="0"/>
         </w:rPr>
         <w:t>Changing your password logs you out</w:t>
       </w:r>
       <w:r>
+        <w:rPr>
+          <w:b w:val="0"/>
+          <w:i w:val="0"/>
+        </w:rPr>
         <w:t xml:space="preserve"> — the server clears cookies on success.</w:t>
       </w:r>
     </w:p>
@@ -4172,16 +5752,16 @@
       <w:r>
         <w:rPr>
           <w:b/>
+          <w:i w:val="0"/>
         </w:rPr>
         <w:t>"Remember me" is email-only</w:t>
       </w:r>
       <w:r>
-        <w:t xml:space="preserve"> — the password is no longer persisted. A longer-lived</w:t>
-      </w:r>
-    </w:p>
-    <w:p>
-      <w:r>
-        <w:t>session (beyond the 24h access token) still needs the refresh-token flow (unbuilt).</w:t>
+        <w:rPr>
+          <w:b w:val="0"/>
+          <w:i w:val="0"/>
+        </w:rPr>
+        <w:t xml:space="preserve"> — the password is no longer persisted. A longer-lived session (beyond the 24h access token) still needs the refresh-token flow (unbuilt).</w:t>
       </w:r>
     </w:p>
     <w:p>
@@ -4191,10 +5771,15 @@
       <w:r>
         <w:rPr>
           <w:b/>
+          <w:i w:val="0"/>
         </w:rPr>
         <w:t>The OTP modal in SignIn.js is dead code</w:t>
       </w:r>
       <w:r>
+        <w:rPr>
+          <w:b w:val="0"/>
+          <w:i w:val="0"/>
+        </w:rPr>
         <w:t xml:space="preserve"> — it never opens under personal auth.</w:t>
       </w:r>
     </w:p>
@@ -4205,16 +5790,16 @@
       <w:r>
         <w:rPr>
           <w:b/>
+          <w:i w:val="0"/>
         </w:rPr>
         <w:t>Avatar/signature never go in cookies</w:t>
       </w:r>
       <w:r>
-        <w:t xml:space="preserve"> — they're in localStorage; if a user's photo</w:t>
-      </w:r>
-    </w:p>
-    <w:p>
-      <w:r>
-        <w:t>vanishes but their session is fine, look at profileMedia/localStorage, not the cookie.</w:t>
+        <w:rPr>
+          <w:b w:val="0"/>
+          <w:i w:val="0"/>
+        </w:rPr>
+        <w:t xml:space="preserve"> — they're in localStorage; if a user's photo vanishes but their session is fine, look at profileMedia/localStorage, not the cookie.</w:t>
       </w:r>
     </w:p>
     <w:p>
@@ -4224,20 +5809,24 @@
       <w:r>
         <w:rPr>
           <w:b/>
+          <w:i w:val="0"/>
         </w:rPr>
         <w:t>No token refresh flow</w:t>
       </w:r>
       <w:r>
-        <w:t xml:space="preserve"> — a 30-day refresh cookie is set but unused, so sessions end</w:t>
+        <w:rPr>
+          <w:b w:val="0"/>
+          <w:i w:val="0"/>
+        </w:rPr>
+        <w:t xml:space="preserve"> — a 30-day refresh cookie is set but unused, so sessions end when the 24h access token expires.</w:t>
       </w:r>
     </w:p>
     <w:p>
       <w:r>
-        <w:t>when the 24h access token expires.</w:t>
-      </w:r>
-    </w:p>
-    <w:p>
-      <w:r>
+        <w:rPr>
+          <w:b w:val="0"/>
+          <w:i w:val="0"/>
+        </w:rPr>
         <w:t xml:space="preserve">See also: </w:t>
       </w:r>
       <w:hyperlink r:id="rId9">
@@ -4250,9 +5839,13 @@
         </w:r>
       </w:hyperlink>
       <w:r>
+        <w:rPr>
+          <w:b w:val="0"/>
+          <w:i w:val="0"/>
+        </w:rPr>
         <w:t xml:space="preserve"> (hosting, env vars, DB), </w:t>
       </w:r>
-      <w:hyperlink r:id="rId32">
+      <w:hyperlink r:id="rId34">
         <w:r>
           <w:rPr>
             <w:color w:val="0563C1"/>
@@ -4262,9 +5855,13 @@
         </w:r>
       </w:hyperlink>
       <w:r>
+        <w:rPr>
+          <w:b w:val="0"/>
+          <w:i w:val="0"/>
+        </w:rPr>
         <w:t xml:space="preserve"> (original wiring notes), </w:t>
       </w:r>
-      <w:hyperlink r:id="rId33">
+      <w:hyperlink r:id="rId35">
         <w:r>
           <w:rPr>
             <w:color w:val="0563C1"/>
@@ -4274,9 +5871,13 @@
         </w:r>
       </w:hyperlink>
       <w:r>
+        <w:rPr>
+          <w:b w:val="0"/>
+          <w:i w:val="0"/>
+        </w:rPr>
         <w:t xml:space="preserve">, </w:t>
       </w:r>
-      <w:hyperlink r:id="rId34">
+      <w:hyperlink r:id="rId36">
         <w:r>
           <w:rPr>
             <w:color w:val="0563C1"/>
@@ -4286,6 +5887,10 @@
         </w:r>
       </w:hyperlink>
       <w:r>
+        <w:rPr>
+          <w:b w:val="0"/>
+          <w:i w:val="0"/>
+        </w:rPr>
         <w:t>. &lt;/content&gt;</w:t>
       </w:r>
     </w:p>

--- a/docs/AUTHENTICATION.docx
+++ b/docs/AUTHENTICATION.docx
@@ -16,7 +16,7 @@
           <w:b w:val="0"/>
           <w:i w:val="0"/>
         </w:rPr>
-        <w:t>How a user creates an account, verifies their email, signs in, stays signed in, edits their profile, and signs out — and what happens on the server for each. If you're chasing a "why am I getting logged out / 401 / can't sign in" bug, start here.</w:t>
+        <w:t>How a user creates an account, verifies their email, signs in, stays signed in, edits their profile, and signs out, and what happens on the server at each step. Start here if you are investigating an unexpected logout, a 401 response, or a sign-in that fails.</w:t>
       </w:r>
     </w:p>
     <w:p>
@@ -28,7 +28,7 @@
           <w:b/>
           <w:i w:val="0"/>
         </w:rPr>
-        <w:t>The model in one sentence.</w:t>
+        <w:t>The model in short.</w:t>
       </w:r>
       <w:r>
         <w:rPr>
@@ -205,7 +205,6 @@
             <w:r>
               <w:rPr>
                 <w:b/>
-                <w:i w:val="0"/>
               </w:rPr>
               <w:t>Piece</w:t>
             </w:r>
@@ -219,7 +218,6 @@
             <w:r>
               <w:rPr>
                 <w:b/>
-                <w:i w:val="0"/>
               </w:rPr>
               <w:t>File</w:t>
             </w:r>
@@ -659,7 +657,6 @@
         </w:tc>
       </w:tr>
     </w:tbl>
-    <w:p/>
     <w:p>
       <w:r>
         <w:rPr>
@@ -704,7 +701,6 @@
             <w:r>
               <w:rPr>
                 <w:b/>
-                <w:i w:val="0"/>
               </w:rPr>
               <w:t>Piece</w:t>
             </w:r>
@@ -718,7 +714,6 @@
             <w:r>
               <w:rPr>
                 <w:b/>
-                <w:i w:val="0"/>
               </w:rPr>
               <w:t>File</w:t>
             </w:r>
@@ -935,13 +930,12 @@
       </w:tr>
     </w:tbl>
     <w:p/>
-    <w:p/>
     <w:p>
       <w:pPr>
         <w:pStyle w:val="Heading2"/>
       </w:pPr>
       <w:r>
-        <w:t>The two-cookie model (the important bit)</w:t>
+        <w:t>The two-cookie model (and why it matters)</w:t>
       </w:r>
     </w:p>
     <w:p>
@@ -964,7 +958,7 @@
           <w:b w:val="0"/>
           <w:i w:val="0"/>
         </w:rPr>
-        <w:t xml:space="preserve"> kinds of cookie, and confusing them causes most auth bugs:</w:t>
+        <w:t xml:space="preserve"> kinds of cookie, and confusing them is the cause of most auth bugs:</w:t>
       </w:r>
     </w:p>
     <w:p>
@@ -1288,7 +1282,7 @@
           <w:b w:val="0"/>
           <w:i w:val="0"/>
         </w:rPr>
-        <w:t xml:space="preserve"> is the one-stop bridge:</w:t>
+        <w:t xml:space="preserve"> performs the whole bridge in one place:</w:t>
       </w:r>
     </w:p>
     <w:p>
@@ -1301,7 +1295,7 @@
           <w:rFonts w:ascii="Consolas" w:hAnsi="Consolas"/>
           <w:sz w:val="18"/>
         </w:rPr>
-        <w:t>clearClientSessionCookies()          // wipe any stale legacy cookies</w:t>
+        <w:t>clearClientSessionCookies()          // clear any stale legacy cookies</w:t>
         <w:br/>
         <w:t>userInfo = buildLegacyUserInfo(user) // map {id,email,name,…} → legacy shape</w:t>
         <w:br/>
@@ -1542,7 +1536,7 @@
           <w:b w:val="0"/>
           <w:i w:val="0"/>
         </w:rPr>
-        <w:t>) so nothing tries to bounce the user into the legacy firm setup wizard.</w:t>
+        <w:t>) so nothing redirects the user into the legacy firm setup wizard.</w:t>
       </w:r>
     </w:p>
     <w:p>
@@ -1554,14 +1548,14 @@
           <w:b/>
           <w:i w:val="0"/>
         </w:rPr>
-        <w:t>Avatar &amp; signature (base64) are kept OUT of cookies</w:t>
-      </w:r>
-      <w:r>
-        <w:rPr>
-          <w:b w:val="0"/>
-          <w:i w:val="0"/>
-        </w:rPr>
-        <w:t xml:space="preserve"> — they'd overflow the 4KB cookie limit and silently drop the whole session. They live in </w:t>
+        <w:t>Avatar and signature (base64) are kept OUT of cookies.</w:t>
+      </w:r>
+      <w:r>
+        <w:rPr>
+          <w:b w:val="0"/>
+          <w:i w:val="0"/>
+        </w:rPr>
+        <w:t xml:space="preserve"> They would exceed the 4KB cookie limit and cause the whole session to be dropped without any error. They are stored in </w:t>
       </w:r>
       <w:r>
         <w:rPr>
@@ -1593,7 +1587,7 @@
           <w:b w:val="0"/>
           <w:i w:val="0"/>
         </w:rPr>
-        <w:t>; only lean, image-free objects go into cookies.</w:t>
+        <w:t>; only small, image-free objects go into cookies.</w:t>
       </w:r>
     </w:p>
     <w:p/>
@@ -2136,7 +2130,7 @@
           <w:b/>
           <w:i w:val="0"/>
         </w:rPr>
-        <w:t>Vestigial OTP modal:</w:t>
+        <w:t>Unused OTP modal:</w:t>
       </w:r>
       <w:r>
         <w:rPr>
@@ -2205,7 +2199,7 @@
           <w:b w:val="0"/>
           <w:i w:val="0"/>
         </w:rPr>
-        <w:t xml:space="preserve"> — it's dead UI left from the old SMS-2FA flow, not part of the current process.</w:t>
+        <w:t>. It is leftover UI from the old SMS two-factor flow and is not part of the current process.</w:t>
       </w:r>
     </w:p>
     <w:p/>
@@ -2362,14 +2356,14 @@
           <w:b/>
           <w:i w:val="0"/>
         </w:rPr>
-        <w:t>existing-but-unverified email → reuses that row</w:t>
-      </w:r>
-      <w:r>
-        <w:rPr>
-          <w:b w:val="0"/>
-          <w:i w:val="0"/>
-        </w:rPr>
-        <w:t xml:space="preserve"> (refreshes password + token and re-sends the email) instead of dead-ending — this covers "the first email never arrived";</w:t>
+        <w:t>existing but unverified email → reuses that row</w:t>
+      </w:r>
+      <w:r>
+        <w:rPr>
+          <w:b w:val="0"/>
+          <w:i w:val="0"/>
+        </w:rPr>
+        <w:t xml:space="preserve"> (refreshes the password and token and re-sends the email) rather than rejecting the request; this covers the case where the first email never arrived;</w:t>
       </w:r>
     </w:p>
     <w:p>
@@ -2695,7 +2689,7 @@
           <w:b w:val="0"/>
           <w:i w:val="0"/>
         </w:rPr>
-        <w:t xml:space="preserve"> (sets the same session cookies as login) — so verifying flows straight into the app.</w:t>
+        <w:t xml:space="preserve"> (sets the same session cookies as login), so verifying takes the user straight into the app.</w:t>
       </w:r>
     </w:p>
     <w:p>
@@ -2827,7 +2821,7 @@
           <w:b w:val="0"/>
           <w:i w:val="0"/>
         </w:rPr>
-        <w:t xml:space="preserve"> ("if that email exists…") so the endpoint can't be used to enumerate which emails are registered.</w:t>
+        <w:t xml:space="preserve"> ("if that email exists…") so the endpoint cannot be used to find out which emails are registered.</w:t>
       </w:r>
     </w:p>
     <w:p/>
@@ -3009,7 +3003,7 @@
         <w:pStyle w:val="Heading2"/>
       </w:pPr>
       <w:r>
-        <w:t>How a request proves it's authenticated</w:t>
+        <w:t>How a request proves that it is authenticated</w:t>
       </w:r>
     </w:p>
     <w:p>
@@ -3083,7 +3077,7 @@
           <w:b w:val="0"/>
           <w:i w:val="0"/>
         </w:rPr>
-        <w:t xml:space="preserve"> rides along automatically because the frontend uses </w:t>
+        <w:t xml:space="preserve"> is sent automatically because the frontend uses </w:t>
       </w:r>
       <w:r>
         <w:rPr>
@@ -3459,7 +3453,7 @@
           <w:b w:val="0"/>
           <w:i w:val="0"/>
         </w:rPr>
-        <w:t>The frontend (Vercel) and auth-server (Render) are different origins, so the session cookie is cross-domain. Three things must all be true or the browser silently drops it:</w:t>
+        <w:t>The frontend (Vercel) and auth-server (Render) are different origins, so the session cookie is cross-domain. All three of the following must be true, or the browser drops the cookie without reporting an error:</w:t>
       </w:r>
     </w:p>
     <w:p>
@@ -3685,7 +3679,7 @@
           <w:b w:val="0"/>
           <w:i w:val="0"/>
         </w:rPr>
-        <w:t xml:space="preserve">If logins "succeed" but the user isn't actually signed in on the next page, this trio is almost always the culprit (usually </w:t>
+        <w:t xml:space="preserve">If a login appears to succeed but the user is not signed in on the next page, these three settings are almost always the cause — usually </w:t>
       </w:r>
       <w:r>
         <w:rPr>
@@ -3701,7 +3695,7 @@
           <w:b w:val="0"/>
           <w:i w:val="0"/>
         </w:rPr>
-        <w:t xml:space="preserve"> not being </w:t>
+        <w:t xml:space="preserve"> not being set to </w:t>
       </w:r>
       <w:r>
         <w:rPr>
@@ -3717,7 +3711,7 @@
           <w:b w:val="0"/>
           <w:i w:val="0"/>
         </w:rPr>
-        <w:t>).</w:t>
+        <w:t>.</w:t>
       </w:r>
     </w:p>
     <w:p/>
@@ -3903,7 +3897,7 @@
           <w:b w:val="0"/>
           <w:i w:val="0"/>
         </w:rPr>
-        <w:t xml:space="preserve"> — it only writes columns the request actually carries, so a photo-only save (</w:t>
+        <w:t>: it only writes the columns the request actually contains, so a photo-only save (</w:t>
       </w:r>
       <w:r>
         <w:rPr>
@@ -3919,7 +3913,7 @@
           <w:b w:val="0"/>
           <w:i w:val="0"/>
         </w:rPr>
-        <w:t>) won't blank out name/phone/etc.</w:t>
+        <w:t>) does not clear the name, phone, or other fields.</w:t>
       </w:r>
     </w:p>
     <w:p>
@@ -4267,7 +4261,7 @@
           <w:b w:val="0"/>
           <w:i w:val="0"/>
         </w:rPr>
-        <w:t xml:space="preserve"> session cookies — the only cookies JS can't touch. This is wrapped in try/catch so a failure never blocks sign-out.</w:t>
+        <w:t xml:space="preserve"> session cookies — the only cookies JavaScript cannot touch. This is wrapped in try/catch so a failure never blocks sign-out.</w:t>
       </w:r>
     </w:p>
     <w:p>
@@ -4477,7 +4471,7 @@
           <w:b w:val="0"/>
           <w:i w:val="0"/>
         </w:rPr>
-        <w:t xml:space="preserve">This was previously posting to the data client's </w:t>
+        <w:t xml:space="preserve">This previously posted to the data client's </w:t>
       </w:r>
       <w:r>
         <w:rPr>
@@ -4493,7 +4487,7 @@
           <w:b w:val="0"/>
           <w:i w:val="0"/>
         </w:rPr>
-        <w:t xml:space="preserve"> (which doesn't exist) and only redirecting on a </w:t>
+        <w:t xml:space="preserve"> (which does not exist) and only redirected on a </w:t>
       </w:r>
       <w:r>
         <w:rPr>
@@ -4509,7 +4503,7 @@
           <w:b w:val="0"/>
           <w:i w:val="0"/>
         </w:rPr>
-        <w:t xml:space="preserve"> that never came, so the httpOnly server session was never revoked. Fixed to hit </w:t>
+        <w:t xml:space="preserve"> response that never arrived, so the httpOnly server session was never revoked. It now calls </w:t>
       </w:r>
       <w:r>
         <w:rPr>
@@ -4525,7 +4519,7 @@
           <w:b w:val="0"/>
           <w:i w:val="0"/>
         </w:rPr>
-        <w:t xml:space="preserve"> and always clear + redirect.</w:t>
+        <w:t xml:space="preserve"> and always clears the session and redirects.</w:t>
       </w:r>
     </w:p>
     <w:p/>
@@ -4583,7 +4577,6 @@
             <w:r>
               <w:rPr>
                 <w:b/>
-                <w:i w:val="0"/>
               </w:rPr>
               <w:t>Method</w:t>
             </w:r>
@@ -4597,7 +4590,6 @@
             <w:r>
               <w:rPr>
                 <w:b/>
-                <w:i w:val="0"/>
               </w:rPr>
               <w:t>Path</w:t>
             </w:r>
@@ -4611,7 +4603,6 @@
             <w:r>
               <w:rPr>
                 <w:b/>
-                <w:i w:val="0"/>
               </w:rPr>
               <w:t>Auth?</w:t>
             </w:r>
@@ -4625,7 +4616,6 @@
             <w:r>
               <w:rPr>
                 <w:b/>
-                <w:i w:val="0"/>
               </w:rPr>
               <w:t>Purpose</w:t>
             </w:r>
@@ -5310,13 +5300,12 @@
       </w:tr>
     </w:tbl>
     <w:p/>
-    <w:p/>
     <w:p>
       <w:pPr>
         <w:pStyle w:val="Heading2"/>
       </w:pPr>
       <w:r>
-        <w:t>Security notes (what's already handled)</w:t>
+        <w:t>Security measures already in place</w:t>
       </w:r>
     </w:p>
     <w:p>
@@ -5593,7 +5582,7 @@
         <w:pStyle w:val="Heading2"/>
       </w:pPr>
       <w:r>
-        <w:t>Gotchas worth knowing</w:t>
+        <w:t>Common pitfalls</w:t>
       </w:r>
     </w:p>
     <w:p>
@@ -5614,14 +5603,14 @@
           <w:b/>
           <w:i w:val="0"/>
         </w:rPr>
-        <w:t xml:space="preserve"> is mandatory in prod</w:t>
-      </w:r>
-      <w:r>
-        <w:rPr>
-          <w:b w:val="0"/>
-          <w:i w:val="0"/>
-        </w:rPr>
-        <w:t xml:space="preserve"> or the cross-domain cookie is dropped and logins don't stick. #1 cause of "it logs in then forgets me."</w:t>
+        <w:t xml:space="preserve"> is mandatory in production</w:t>
+      </w:r>
+      <w:r>
+        <w:rPr>
+          <w:b w:val="0"/>
+          <w:i w:val="0"/>
+        </w:rPr>
+        <w:t>, or the cross-domain cookie is dropped and logins do not persist. This is the most common cause of "it signs in, then forgets me".</w:t>
       </w:r>
     </w:p>
     <w:p>
@@ -5633,14 +5622,14 @@
           <w:b/>
           <w:i w:val="0"/>
         </w:rPr>
-        <w:t>401 ≠ 500.</w:t>
-      </w:r>
-      <w:r>
-        <w:rPr>
-          <w:b w:val="0"/>
-          <w:i w:val="0"/>
-        </w:rPr>
-        <w:t xml:space="preserve"> 401 = session/token (JWT expired, cookie missing, </w:t>
+        <w:t>401 is not 500.</w:t>
+      </w:r>
+      <w:r>
+        <w:rPr>
+          <w:b w:val="0"/>
+          <w:i w:val="0"/>
+        </w:rPr>
+        <w:t xml:space="preserve"> A 401 is a session or token problem (expired JWT, missing cookie, mismatched </w:t>
       </w:r>
       <w:r>
         <w:rPr>
@@ -5656,7 +5645,7 @@
           <w:b w:val="0"/>
           <w:i w:val="0"/>
         </w:rPr>
-        <w:t xml:space="preserve"> mismatch). 500 on </w:t>
+        <w:t xml:space="preserve">). A 500 on </w:t>
       </w:r>
       <w:r>
         <w:rPr>
@@ -5672,7 +5661,7 @@
           <w:b w:val="0"/>
           <w:i w:val="0"/>
         </w:rPr>
-        <w:t xml:space="preserve"> = the database (see </w:t>
+        <w:t xml:space="preserve"> is a database problem — see </w:t>
       </w:r>
       <w:hyperlink r:id="rId9">
         <w:r>
@@ -5688,7 +5677,7 @@
           <w:b w:val="0"/>
           <w:i w:val="0"/>
         </w:rPr>
-        <w:t>).</w:t>
+        <w:t>.</w:t>
       </w:r>
     </w:p>
     <w:p>
@@ -5716,14 +5705,14 @@
           <w:b/>
           <w:i w:val="0"/>
         </w:rPr>
-        <w:t xml:space="preserve"> logs everyone out</w:t>
-      </w:r>
-      <w:r>
-        <w:rPr>
-          <w:b w:val="0"/>
-          <w:i w:val="0"/>
-        </w:rPr>
-        <w:t xml:space="preserve"> (all existing tokens fail to verify).</w:t>
+        <w:t xml:space="preserve"> signs everyone out</w:t>
+      </w:r>
+      <w:r>
+        <w:rPr>
+          <w:b w:val="0"/>
+          <w:i w:val="0"/>
+        </w:rPr>
+        <w:t>, because all existing tokens then fail verification.</w:t>
       </w:r>
     </w:p>
     <w:p>
@@ -5735,14 +5724,14 @@
           <w:b/>
           <w:i w:val="0"/>
         </w:rPr>
-        <w:t>Changing your password logs you out</w:t>
-      </w:r>
-      <w:r>
-        <w:rPr>
-          <w:b w:val="0"/>
-          <w:i w:val="0"/>
-        </w:rPr>
-        <w:t xml:space="preserve"> — the server clears cookies on success.</w:t>
+        <w:t>Changing a password signs that user out</w:t>
+      </w:r>
+      <w:r>
+        <w:rPr>
+          <w:b w:val="0"/>
+          <w:i w:val="0"/>
+        </w:rPr>
+        <w:t>: the server clears the cookies on success.</w:t>
       </w:r>
     </w:p>
     <w:p>
@@ -5754,14 +5743,14 @@
           <w:b/>
           <w:i w:val="0"/>
         </w:rPr>
-        <w:t>"Remember me" is email-only</w:t>
-      </w:r>
-      <w:r>
-        <w:rPr>
-          <w:b w:val="0"/>
-          <w:i w:val="0"/>
-        </w:rPr>
-        <w:t xml:space="preserve"> — the password is no longer persisted. A longer-lived session (beyond the 24h access token) still needs the refresh-token flow (unbuilt).</w:t>
+        <w:t>"Remember me" stores the email only.</w:t>
+      </w:r>
+      <w:r>
+        <w:rPr>
+          <w:b w:val="0"/>
+          <w:i w:val="0"/>
+        </w:rPr>
+        <w:t xml:space="preserve"> The password is no longer saved. A session lasting longer than the 24-hour access token still requires the refresh-token flow, which has not been built.</w:t>
       </w:r>
     </w:p>
     <w:p>
@@ -5773,14 +5762,14 @@
           <w:b/>
           <w:i w:val="0"/>
         </w:rPr>
-        <w:t>The OTP modal in SignIn.js is dead code</w:t>
-      </w:r>
-      <w:r>
-        <w:rPr>
-          <w:b w:val="0"/>
-          <w:i w:val="0"/>
-        </w:rPr>
-        <w:t xml:space="preserve"> — it never opens under personal auth.</w:t>
+        <w:t>The OTP modal in SignIn.js is unused code</w:t>
+      </w:r>
+      <w:r>
+        <w:rPr>
+          <w:b w:val="0"/>
+          <w:i w:val="0"/>
+        </w:rPr>
+        <w:t xml:space="preserve"> and never opens under personal auth.</w:t>
       </w:r>
     </w:p>
     <w:p>
@@ -5792,14 +5781,14 @@
           <w:b/>
           <w:i w:val="0"/>
         </w:rPr>
-        <w:t>Avatar/signature never go in cookies</w:t>
-      </w:r>
-      <w:r>
-        <w:rPr>
-          <w:b w:val="0"/>
-          <w:i w:val="0"/>
-        </w:rPr>
-        <w:t xml:space="preserve"> — they're in localStorage; if a user's photo vanishes but their session is fine, look at profileMedia/localStorage, not the cookie.</w:t>
+        <w:t>Avatar and signature are never stored in cookies.</w:t>
+      </w:r>
+      <w:r>
+        <w:rPr>
+          <w:b w:val="0"/>
+          <w:i w:val="0"/>
+        </w:rPr>
+        <w:t xml:space="preserve"> They are in localStorage, so if a user's photo disappears while their session is fine, check profileMedia and localStorage rather than the cookies.</w:t>
       </w:r>
     </w:p>
     <w:p>
@@ -5811,14 +5800,14 @@
           <w:b/>
           <w:i w:val="0"/>
         </w:rPr>
-        <w:t>No token refresh flow</w:t>
-      </w:r>
-      <w:r>
-        <w:rPr>
-          <w:b w:val="0"/>
-          <w:i w:val="0"/>
-        </w:rPr>
-        <w:t xml:space="preserve"> — a 30-day refresh cookie is set but unused, so sessions end when the 24h access token expires.</w:t>
+        <w:t>There is no token refresh flow.</w:t>
+      </w:r>
+      <w:r>
+        <w:rPr>
+          <w:b w:val="0"/>
+          <w:i w:val="0"/>
+        </w:rPr>
+        <w:t xml:space="preserve"> A 30-day refresh cookie is set but not used, so sessions end when the 24-hour access token expires.</w:t>
       </w:r>
     </w:p>
     <w:p>
@@ -5891,7 +5880,7 @@
           <w:b w:val="0"/>
           <w:i w:val="0"/>
         </w:rPr>
-        <w:t>. &lt;/content&gt;</w:t>
+        <w:t>.</w:t>
       </w:r>
     </w:p>
     <w:sectPr>
@@ -6267,10 +6256,6 @@
     <w:name w:val="Normal"/>
     <w:qFormat/>
     <w:rsid w:val="00FC693F"/>
-    <w:rPr>
-      <w:rFonts w:ascii="Calibri" w:hAnsi="Calibri"/>
-      <w:sz w:val="21"/>
-    </w:rPr>
   </w:style>
   <w:style w:type="paragraph" w:styleId="Header">
     <w:name w:val="header"/>
